--- a/Chapter 3/Chapter 3.3.docx
+++ b/Chapter 3/Chapter 3.3.docx
@@ -2382,7 +2382,18 @@
           <w:sz w:val="28"/>
           <w:shd w:fill="auto" w:val="clear"/>
         </w:rPr>
-        <w:t xml:space="preserve">– credits), display the new balance and determine whether the new balance exceeds the customer’s credit limit. For those customers whose credit limit is exceeded, the program should display the message "Credit limit exceeded". </w:t>
+        <w:t xml:space="preserve">–</w:t>
+      </w:r>
+      <w:r>
+        <w:rPr>
+          <w:rFonts w:ascii="Calibri" w:hAnsi="Calibri" w:cs="Calibri" w:eastAsia="Calibri"/>
+          <w:color w:val="auto"/>
+          <w:spacing w:val="0"/>
+          <w:position w:val="0"/>
+          <w:sz w:val="28"/>
+          <w:shd w:fill="auto" w:val="clear"/>
+        </w:rPr>
+        <w:t xml:space="preserve"> credits), display the new balance and determine whether the new balance exceeds the customer’s credit limit. For those customers whose credit limit is exceeded, the program should display the message "Credit limit exceeded". </w:t>
       </w:r>
     </w:p>
     <w:p>
@@ -3254,8 +3265,8 @@
         </w:rPr>
       </w:pPr>
       <w:r>
-        <w:object w:dxaOrig="6680" w:dyaOrig="1536">
-          <v:rect xmlns:o="urn:schemas-microsoft-com:office:office" xmlns:v="urn:schemas-microsoft-com:vml" id="rectole0000000000" style="width:334.000000pt;height:76.800000pt" o:preferrelative="t" o:ole="">
+        <w:object w:dxaOrig="6762" w:dyaOrig="1559">
+          <v:rect xmlns:o="urn:schemas-microsoft-com:office:office" xmlns:v="urn:schemas-microsoft-com:vml" id="rectole0000000000" style="width:338.100000pt;height:77.950000pt" o:preferrelative="t" o:ole="">
             <o:lock v:ext="edit"/>
             <v:imagedata xmlns:r="http://schemas.openxmlformats.org/officeDocument/2006/relationships" r:id="docRId1" o:title=""/>
           </v:rect>
@@ -4381,7 +4392,18 @@
           <w:sz w:val="28"/>
           <w:shd w:fill="auto" w:val="clear"/>
         </w:rPr>
-        <w:t xml:space="preserve">— hourly rate : ", emp);</w:t>
+        <w:t xml:space="preserve">—</w:t>
+      </w:r>
+      <w:r>
+        <w:rPr>
+          <w:rFonts w:ascii="Calibri" w:hAnsi="Calibri" w:cs="Calibri" w:eastAsia="Calibri"/>
+          <w:color w:val="auto"/>
+          <w:spacing w:val="0"/>
+          <w:position w:val="0"/>
+          <w:sz w:val="28"/>
+          <w:shd w:fill="auto" w:val="clear"/>
+        </w:rPr>
+        <w:t xml:space="preserve"> hourly rate : ", emp);</w:t>
       </w:r>
     </w:p>
     <w:p>
@@ -5260,8 +5282,8 @@
         </w:rPr>
       </w:pPr>
       <w:r>
-        <w:object w:dxaOrig="9577" w:dyaOrig="2273">
-          <v:rect xmlns:o="urn:schemas-microsoft-com:office:office" xmlns:v="urn:schemas-microsoft-com:vml" id="rectole0000000001" style="width:478.850000pt;height:113.650000pt" o:preferrelative="t" o:ole="">
+        <w:object w:dxaOrig="9698" w:dyaOrig="2307">
+          <v:rect xmlns:o="urn:schemas-microsoft-com:office:office" xmlns:v="urn:schemas-microsoft-com:vml" id="rectole0000000001" style="width:484.900000pt;height:115.350000pt" o:preferrelative="t" o:ole="">
             <o:lock v:ext="edit"/>
             <v:imagedata xmlns:r="http://schemas.openxmlformats.org/officeDocument/2006/relationships" r:id="docRId3" o:title=""/>
           </v:rect>
@@ -5623,6 +5645,982 @@
           <w:sz w:val="28"/>
           <w:shd w:fill="auto" w:val="clear"/>
         </w:rPr>
+        <w:t xml:space="preserve">        } </w:t>
+      </w:r>
+    </w:p>
+    <w:p>
+      <w:pPr>
+        <w:spacing w:before="0" w:after="160" w:line="259"/>
+        <w:ind w:right="0" w:left="0" w:firstLine="0"/>
+        <w:jc w:val="left"/>
+        <w:rPr>
+          <w:rFonts w:ascii="Nunito" w:hAnsi="Nunito" w:cs="Nunito" w:eastAsia="Nunito"/>
+          <w:color w:val="auto"/>
+          <w:spacing w:val="0"/>
+          <w:position w:val="0"/>
+          <w:sz w:val="28"/>
+          <w:shd w:fill="auto" w:val="clear"/>
+        </w:rPr>
+      </w:pPr>
+      <w:r>
+        <w:rPr>
+          <w:rFonts w:ascii="Nunito" w:hAnsi="Nunito" w:cs="Nunito" w:eastAsia="Nunito"/>
+          <w:color w:val="auto"/>
+          <w:spacing w:val="0"/>
+          <w:position w:val="0"/>
+          <w:sz w:val="28"/>
+          <w:shd w:fill="auto" w:val="clear"/>
+        </w:rPr>
+        <w:t xml:space="preserve">        System.out.println("Largest: " + largest + ", Second: " + second);</w:t>
+      </w:r>
+    </w:p>
+    <w:p>
+      <w:pPr>
+        <w:spacing w:before="0" w:after="160" w:line="259"/>
+        <w:ind w:right="0" w:left="0" w:firstLine="0"/>
+        <w:jc w:val="left"/>
+        <w:rPr>
+          <w:rFonts w:ascii="Nunito" w:hAnsi="Nunito" w:cs="Nunito" w:eastAsia="Nunito"/>
+          <w:color w:val="auto"/>
+          <w:spacing w:val="0"/>
+          <w:position w:val="0"/>
+          <w:sz w:val="28"/>
+          <w:shd w:fill="auto" w:val="clear"/>
+        </w:rPr>
+      </w:pPr>
+      <w:r>
+        <w:rPr>
+          <w:rFonts w:ascii="Nunito" w:hAnsi="Nunito" w:cs="Nunito" w:eastAsia="Nunito"/>
+          <w:color w:val="auto"/>
+          <w:spacing w:val="0"/>
+          <w:position w:val="0"/>
+          <w:sz w:val="28"/>
+          <w:shd w:fill="auto" w:val="clear"/>
+        </w:rPr>
+        <w:t xml:space="preserve">    }</w:t>
+      </w:r>
+    </w:p>
+    <w:p>
+      <w:pPr>
+        <w:spacing w:before="0" w:after="160" w:line="259"/>
+        <w:ind w:right="0" w:left="0" w:firstLine="0"/>
+        <w:jc w:val="left"/>
+        <w:rPr>
+          <w:rFonts w:ascii="Nunito" w:hAnsi="Nunito" w:cs="Nunito" w:eastAsia="Nunito"/>
+          <w:color w:val="auto"/>
+          <w:spacing w:val="0"/>
+          <w:position w:val="0"/>
+          <w:sz w:val="28"/>
+          <w:shd w:fill="auto" w:val="clear"/>
+        </w:rPr>
+      </w:pPr>
+      <w:r>
+        <w:rPr>
+          <w:rFonts w:ascii="Nunito" w:hAnsi="Nunito" w:cs="Nunito" w:eastAsia="Nunito"/>
+          <w:color w:val="auto"/>
+          <w:spacing w:val="0"/>
+          <w:position w:val="0"/>
+          <w:sz w:val="28"/>
+          <w:shd w:fill="auto" w:val="clear"/>
+        </w:rPr>
+        <w:t xml:space="preserve">}</w:t>
+      </w:r>
+    </w:p>
+    <w:p>
+      <w:pPr>
+        <w:spacing w:before="0" w:after="160" w:line="259"/>
+        <w:ind w:right="0" w:left="0" w:firstLine="0"/>
+        <w:jc w:val="left"/>
+        <w:rPr>
+          <w:rFonts w:ascii="Nunito" w:hAnsi="Nunito" w:cs="Nunito" w:eastAsia="Nunito"/>
+          <w:color w:val="auto"/>
+          <w:spacing w:val="0"/>
+          <w:position w:val="0"/>
+          <w:sz w:val="28"/>
+          <w:shd w:fill="auto" w:val="clear"/>
+        </w:rPr>
+      </w:pPr>
+      <w:r>
+        <w:rPr>
+          <w:rFonts w:ascii="Nunito" w:hAnsi="Nunito" w:cs="Nunito" w:eastAsia="Nunito"/>
+          <w:color w:val="auto"/>
+          <w:spacing w:val="0"/>
+          <w:position w:val="0"/>
+          <w:sz w:val="28"/>
+          <w:shd w:fill="auto" w:val="clear"/>
+        </w:rPr>
+        <w:t xml:space="preserve">3.24 (Validating User Input) Modify the program in Fig. 3.10 to validate its inputs. For any input, if the value entered is other than 1 or 2, keep looping until the user enters a correct value.</w:t>
+      </w:r>
+    </w:p>
+    <w:p>
+      <w:pPr>
+        <w:spacing w:before="0" w:after="160" w:line="259"/>
+        <w:ind w:right="0" w:left="0" w:firstLine="0"/>
+        <w:jc w:val="left"/>
+        <w:rPr>
+          <w:rFonts w:ascii="Nunito" w:hAnsi="Nunito" w:cs="Nunito" w:eastAsia="Nunito"/>
+          <w:color w:val="auto"/>
+          <w:spacing w:val="0"/>
+          <w:position w:val="0"/>
+          <w:sz w:val="28"/>
+          <w:shd w:fill="auto" w:val="clear"/>
+        </w:rPr>
+      </w:pPr>
+    </w:p>
+    <w:p>
+      <w:pPr>
+        <w:spacing w:before="0" w:after="160" w:line="259"/>
+        <w:ind w:right="0" w:left="0" w:firstLine="0"/>
+        <w:jc w:val="left"/>
+        <w:rPr>
+          <w:rFonts w:ascii="Nunito" w:hAnsi="Nunito" w:cs="Nunito" w:eastAsia="Nunito"/>
+          <w:color w:val="auto"/>
+          <w:spacing w:val="0"/>
+          <w:position w:val="0"/>
+          <w:sz w:val="28"/>
+          <w:shd w:fill="auto" w:val="clear"/>
+        </w:rPr>
+      </w:pPr>
+      <w:r>
+        <w:rPr>
+          <w:rFonts w:ascii="Nunito" w:hAnsi="Nunito" w:cs="Nunito" w:eastAsia="Nunito"/>
+          <w:color w:val="auto"/>
+          <w:spacing w:val="0"/>
+          <w:position w:val="0"/>
+          <w:sz w:val="28"/>
+          <w:shd w:fill="auto" w:val="clear"/>
+        </w:rPr>
+        <w:t xml:space="preserve">import java.util.Scanner;</w:t>
+      </w:r>
+    </w:p>
+    <w:p>
+      <w:pPr>
+        <w:spacing w:before="0" w:after="160" w:line="259"/>
+        <w:ind w:right="0" w:left="0" w:firstLine="0"/>
+        <w:jc w:val="left"/>
+        <w:rPr>
+          <w:rFonts w:ascii="Nunito" w:hAnsi="Nunito" w:cs="Nunito" w:eastAsia="Nunito"/>
+          <w:color w:val="auto"/>
+          <w:spacing w:val="0"/>
+          <w:position w:val="0"/>
+          <w:sz w:val="28"/>
+          <w:shd w:fill="auto" w:val="clear"/>
+        </w:rPr>
+      </w:pPr>
+    </w:p>
+    <w:p>
+      <w:pPr>
+        <w:spacing w:before="0" w:after="160" w:line="259"/>
+        <w:ind w:right="0" w:left="0" w:firstLine="0"/>
+        <w:jc w:val="left"/>
+        <w:rPr>
+          <w:rFonts w:ascii="Nunito" w:hAnsi="Nunito" w:cs="Nunito" w:eastAsia="Nunito"/>
+          <w:color w:val="auto"/>
+          <w:spacing w:val="0"/>
+          <w:position w:val="0"/>
+          <w:sz w:val="28"/>
+          <w:shd w:fill="auto" w:val="clear"/>
+        </w:rPr>
+      </w:pPr>
+      <w:r>
+        <w:rPr>
+          <w:rFonts w:ascii="Nunito" w:hAnsi="Nunito" w:cs="Nunito" w:eastAsia="Nunito"/>
+          <w:color w:val="auto"/>
+          <w:spacing w:val="0"/>
+          <w:position w:val="0"/>
+          <w:sz w:val="28"/>
+          <w:shd w:fill="auto" w:val="clear"/>
+        </w:rPr>
+        <w:t xml:space="preserve">public class ValidateInput {</w:t>
+      </w:r>
+    </w:p>
+    <w:p>
+      <w:pPr>
+        <w:spacing w:before="0" w:after="160" w:line="259"/>
+        <w:ind w:right="0" w:left="0" w:firstLine="0"/>
+        <w:jc w:val="left"/>
+        <w:rPr>
+          <w:rFonts w:ascii="Nunito" w:hAnsi="Nunito" w:cs="Nunito" w:eastAsia="Nunito"/>
+          <w:color w:val="auto"/>
+          <w:spacing w:val="0"/>
+          <w:position w:val="0"/>
+          <w:sz w:val="28"/>
+          <w:shd w:fill="auto" w:val="clear"/>
+        </w:rPr>
+      </w:pPr>
+      <w:r>
+        <w:rPr>
+          <w:rFonts w:ascii="Nunito" w:hAnsi="Nunito" w:cs="Nunito" w:eastAsia="Nunito"/>
+          <w:color w:val="auto"/>
+          <w:spacing w:val="0"/>
+          <w:position w:val="0"/>
+          <w:sz w:val="28"/>
+          <w:shd w:fill="auto" w:val="clear"/>
+        </w:rPr>
+        <w:t xml:space="preserve">    public static void main(String[] args) {</w:t>
+      </w:r>
+    </w:p>
+    <w:p>
+      <w:pPr>
+        <w:spacing w:before="0" w:after="160" w:line="259"/>
+        <w:ind w:right="0" w:left="0" w:firstLine="0"/>
+        <w:jc w:val="left"/>
+        <w:rPr>
+          <w:rFonts w:ascii="Nunito" w:hAnsi="Nunito" w:cs="Nunito" w:eastAsia="Nunito"/>
+          <w:color w:val="auto"/>
+          <w:spacing w:val="0"/>
+          <w:position w:val="0"/>
+          <w:sz w:val="28"/>
+          <w:shd w:fill="auto" w:val="clear"/>
+        </w:rPr>
+      </w:pPr>
+      <w:r>
+        <w:rPr>
+          <w:rFonts w:ascii="Nunito" w:hAnsi="Nunito" w:cs="Nunito" w:eastAsia="Nunito"/>
+          <w:color w:val="auto"/>
+          <w:spacing w:val="0"/>
+          <w:position w:val="0"/>
+          <w:sz w:val="28"/>
+          <w:shd w:fill="auto" w:val="clear"/>
+        </w:rPr>
+        <w:t xml:space="preserve">        Scanner input = new Scanner(System.in);</w:t>
+      </w:r>
+    </w:p>
+    <w:p>
+      <w:pPr>
+        <w:spacing w:before="0" w:after="160" w:line="259"/>
+        <w:ind w:right="0" w:left="0" w:firstLine="0"/>
+        <w:jc w:val="left"/>
+        <w:rPr>
+          <w:rFonts w:ascii="Nunito" w:hAnsi="Nunito" w:cs="Nunito" w:eastAsia="Nunito"/>
+          <w:color w:val="auto"/>
+          <w:spacing w:val="0"/>
+          <w:position w:val="0"/>
+          <w:sz w:val="28"/>
+          <w:shd w:fill="auto" w:val="clear"/>
+        </w:rPr>
+      </w:pPr>
+      <w:r>
+        <w:rPr>
+          <w:rFonts w:ascii="Nunito" w:hAnsi="Nunito" w:cs="Nunito" w:eastAsia="Nunito"/>
+          <w:color w:val="auto"/>
+          <w:spacing w:val="0"/>
+          <w:position w:val="0"/>
+          <w:sz w:val="28"/>
+          <w:shd w:fill="auto" w:val="clear"/>
+        </w:rPr>
+        <w:t xml:space="preserve">        int choice;</w:t>
+      </w:r>
+    </w:p>
+    <w:p>
+      <w:pPr>
+        <w:spacing w:before="0" w:after="160" w:line="259"/>
+        <w:ind w:right="0" w:left="0" w:firstLine="0"/>
+        <w:jc w:val="left"/>
+        <w:rPr>
+          <w:rFonts w:ascii="Nunito" w:hAnsi="Nunito" w:cs="Nunito" w:eastAsia="Nunito"/>
+          <w:color w:val="auto"/>
+          <w:spacing w:val="0"/>
+          <w:position w:val="0"/>
+          <w:sz w:val="28"/>
+          <w:shd w:fill="auto" w:val="clear"/>
+        </w:rPr>
+      </w:pPr>
+    </w:p>
+    <w:p>
+      <w:pPr>
+        <w:spacing w:before="0" w:after="160" w:line="259"/>
+        <w:ind w:right="0" w:left="0" w:firstLine="0"/>
+        <w:jc w:val="left"/>
+        <w:rPr>
+          <w:rFonts w:ascii="Nunito" w:hAnsi="Nunito" w:cs="Nunito" w:eastAsia="Nunito"/>
+          <w:color w:val="auto"/>
+          <w:spacing w:val="0"/>
+          <w:position w:val="0"/>
+          <w:sz w:val="28"/>
+          <w:shd w:fill="auto" w:val="clear"/>
+        </w:rPr>
+      </w:pPr>
+      <w:r>
+        <w:rPr>
+          <w:rFonts w:ascii="Nunito" w:hAnsi="Nunito" w:cs="Nunito" w:eastAsia="Nunito"/>
+          <w:color w:val="auto"/>
+          <w:spacing w:val="0"/>
+          <w:position w:val="0"/>
+          <w:sz w:val="28"/>
+          <w:shd w:fill="auto" w:val="clear"/>
+        </w:rPr>
+        <w:t xml:space="preserve">        do {</w:t>
+      </w:r>
+    </w:p>
+    <w:p>
+      <w:pPr>
+        <w:spacing w:before="0" w:after="160" w:line="259"/>
+        <w:ind w:right="0" w:left="0" w:firstLine="0"/>
+        <w:jc w:val="left"/>
+        <w:rPr>
+          <w:rFonts w:ascii="Nunito" w:hAnsi="Nunito" w:cs="Nunito" w:eastAsia="Nunito"/>
+          <w:color w:val="auto"/>
+          <w:spacing w:val="0"/>
+          <w:position w:val="0"/>
+          <w:sz w:val="28"/>
+          <w:shd w:fill="auto" w:val="clear"/>
+        </w:rPr>
+      </w:pPr>
+      <w:r>
+        <w:rPr>
+          <w:rFonts w:ascii="Nunito" w:hAnsi="Nunito" w:cs="Nunito" w:eastAsia="Nunito"/>
+          <w:color w:val="auto"/>
+          <w:spacing w:val="0"/>
+          <w:position w:val="0"/>
+          <w:sz w:val="28"/>
+          <w:shd w:fill="auto" w:val="clear"/>
+        </w:rPr>
+        <w:t xml:space="preserve">            System.out.print("Enter 1 or 2: ");</w:t>
+      </w:r>
+    </w:p>
+    <w:p>
+      <w:pPr>
+        <w:spacing w:before="0" w:after="160" w:line="259"/>
+        <w:ind w:right="0" w:left="0" w:firstLine="0"/>
+        <w:jc w:val="left"/>
+        <w:rPr>
+          <w:rFonts w:ascii="Nunito" w:hAnsi="Nunito" w:cs="Nunito" w:eastAsia="Nunito"/>
+          <w:color w:val="auto"/>
+          <w:spacing w:val="0"/>
+          <w:position w:val="0"/>
+          <w:sz w:val="28"/>
+          <w:shd w:fill="auto" w:val="clear"/>
+        </w:rPr>
+      </w:pPr>
+      <w:r>
+        <w:rPr>
+          <w:rFonts w:ascii="Nunito" w:hAnsi="Nunito" w:cs="Nunito" w:eastAsia="Nunito"/>
+          <w:color w:val="auto"/>
+          <w:spacing w:val="0"/>
+          <w:position w:val="0"/>
+          <w:sz w:val="28"/>
+          <w:shd w:fill="auto" w:val="clear"/>
+        </w:rPr>
+        <w:t xml:space="preserve">            choice = input.nextInt();</w:t>
+      </w:r>
+    </w:p>
+    <w:p>
+      <w:pPr>
+        <w:spacing w:before="0" w:after="160" w:line="259"/>
+        <w:ind w:right="0" w:left="0" w:firstLine="0"/>
+        <w:jc w:val="left"/>
+        <w:rPr>
+          <w:rFonts w:ascii="Nunito" w:hAnsi="Nunito" w:cs="Nunito" w:eastAsia="Nunito"/>
+          <w:color w:val="auto"/>
+          <w:spacing w:val="0"/>
+          <w:position w:val="0"/>
+          <w:sz w:val="28"/>
+          <w:shd w:fill="auto" w:val="clear"/>
+        </w:rPr>
+      </w:pPr>
+      <w:r>
+        <w:rPr>
+          <w:rFonts w:ascii="Nunito" w:hAnsi="Nunito" w:cs="Nunito" w:eastAsia="Nunito"/>
+          <w:color w:val="auto"/>
+          <w:spacing w:val="0"/>
+          <w:position w:val="0"/>
+          <w:sz w:val="28"/>
+          <w:shd w:fill="auto" w:val="clear"/>
+        </w:rPr>
+        <w:t xml:space="preserve">            if (choice != 1 &amp;&amp; choice != 2)</w:t>
+      </w:r>
+    </w:p>
+    <w:p>
+      <w:pPr>
+        <w:spacing w:before="0" w:after="160" w:line="259"/>
+        <w:ind w:right="0" w:left="0" w:firstLine="0"/>
+        <w:jc w:val="left"/>
+        <w:rPr>
+          <w:rFonts w:ascii="Nunito" w:hAnsi="Nunito" w:cs="Nunito" w:eastAsia="Nunito"/>
+          <w:color w:val="auto"/>
+          <w:spacing w:val="0"/>
+          <w:position w:val="0"/>
+          <w:sz w:val="28"/>
+          <w:shd w:fill="auto" w:val="clear"/>
+        </w:rPr>
+      </w:pPr>
+      <w:r>
+        <w:rPr>
+          <w:rFonts w:ascii="Nunito" w:hAnsi="Nunito" w:cs="Nunito" w:eastAsia="Nunito"/>
+          <w:color w:val="auto"/>
+          <w:spacing w:val="0"/>
+          <w:position w:val="0"/>
+          <w:sz w:val="28"/>
+          <w:shd w:fill="auto" w:val="clear"/>
+        </w:rPr>
+        <w:t xml:space="preserve">                System.out.println("Invalid. Please enter only 1 or 2.");</w:t>
+      </w:r>
+    </w:p>
+    <w:p>
+      <w:pPr>
+        <w:spacing w:before="0" w:after="160" w:line="259"/>
+        <w:ind w:right="0" w:left="0" w:firstLine="0"/>
+        <w:jc w:val="left"/>
+        <w:rPr>
+          <w:rFonts w:ascii="Nunito" w:hAnsi="Nunito" w:cs="Nunito" w:eastAsia="Nunito"/>
+          <w:color w:val="auto"/>
+          <w:spacing w:val="0"/>
+          <w:position w:val="0"/>
+          <w:sz w:val="28"/>
+          <w:shd w:fill="auto" w:val="clear"/>
+        </w:rPr>
+      </w:pPr>
+      <w:r>
+        <w:rPr>
+          <w:rFonts w:ascii="Nunito" w:hAnsi="Nunito" w:cs="Nunito" w:eastAsia="Nunito"/>
+          <w:color w:val="auto"/>
+          <w:spacing w:val="0"/>
+          <w:position w:val="0"/>
+          <w:sz w:val="28"/>
+          <w:shd w:fill="auto" w:val="clear"/>
+        </w:rPr>
+        <w:t xml:space="preserve">        } while (choice != 1 &amp;&amp; choice != 2);</w:t>
+      </w:r>
+    </w:p>
+    <w:p>
+      <w:pPr>
+        <w:spacing w:before="0" w:after="160" w:line="259"/>
+        <w:ind w:right="0" w:left="0" w:firstLine="0"/>
+        <w:jc w:val="left"/>
+        <w:rPr>
+          <w:rFonts w:ascii="Nunito" w:hAnsi="Nunito" w:cs="Nunito" w:eastAsia="Nunito"/>
+          <w:color w:val="auto"/>
+          <w:spacing w:val="0"/>
+          <w:position w:val="0"/>
+          <w:sz w:val="28"/>
+          <w:shd w:fill="auto" w:val="clear"/>
+        </w:rPr>
+      </w:pPr>
+    </w:p>
+    <w:p>
+      <w:pPr>
+        <w:spacing w:before="0" w:after="160" w:line="259"/>
+        <w:ind w:right="0" w:left="0" w:firstLine="0"/>
+        <w:jc w:val="left"/>
+        <w:rPr>
+          <w:rFonts w:ascii="Nunito" w:hAnsi="Nunito" w:cs="Nunito" w:eastAsia="Nunito"/>
+          <w:color w:val="auto"/>
+          <w:spacing w:val="0"/>
+          <w:position w:val="0"/>
+          <w:sz w:val="28"/>
+          <w:shd w:fill="auto" w:val="clear"/>
+        </w:rPr>
+      </w:pPr>
+      <w:r>
+        <w:rPr>
+          <w:rFonts w:ascii="Nunito" w:hAnsi="Nunito" w:cs="Nunito" w:eastAsia="Nunito"/>
+          <w:color w:val="auto"/>
+          <w:spacing w:val="0"/>
+          <w:position w:val="0"/>
+          <w:sz w:val="28"/>
+          <w:shd w:fill="auto" w:val="clear"/>
+        </w:rPr>
+        <w:t xml:space="preserve">        System.out.println("You entered: " + choice);</w:t>
+      </w:r>
+    </w:p>
+    <w:p>
+      <w:pPr>
+        <w:spacing w:before="0" w:after="160" w:line="259"/>
+        <w:ind w:right="0" w:left="0" w:firstLine="0"/>
+        <w:jc w:val="left"/>
+        <w:rPr>
+          <w:rFonts w:ascii="Nunito" w:hAnsi="Nunito" w:cs="Nunito" w:eastAsia="Nunito"/>
+          <w:color w:val="auto"/>
+          <w:spacing w:val="0"/>
+          <w:position w:val="0"/>
+          <w:sz w:val="28"/>
+          <w:shd w:fill="auto" w:val="clear"/>
+        </w:rPr>
+      </w:pPr>
+      <w:r>
+        <w:rPr>
+          <w:rFonts w:ascii="Nunito" w:hAnsi="Nunito" w:cs="Nunito" w:eastAsia="Nunito"/>
+          <w:color w:val="auto"/>
+          <w:spacing w:val="0"/>
+          <w:position w:val="0"/>
+          <w:sz w:val="28"/>
+          <w:shd w:fill="auto" w:val="clear"/>
+        </w:rPr>
+        <w:t xml:space="preserve">    }</w:t>
+      </w:r>
+    </w:p>
+    <w:p>
+      <w:pPr>
+        <w:spacing w:before="0" w:after="160" w:line="259"/>
+        <w:ind w:right="0" w:left="0" w:firstLine="0"/>
+        <w:jc w:val="left"/>
+        <w:rPr>
+          <w:rFonts w:ascii="Nunito" w:hAnsi="Nunito" w:cs="Nunito" w:eastAsia="Nunito"/>
+          <w:color w:val="auto"/>
+          <w:spacing w:val="0"/>
+          <w:position w:val="0"/>
+          <w:sz w:val="28"/>
+          <w:shd w:fill="auto" w:val="clear"/>
+        </w:rPr>
+      </w:pPr>
+      <w:r>
+        <w:rPr>
+          <w:rFonts w:ascii="Nunito" w:hAnsi="Nunito" w:cs="Nunito" w:eastAsia="Nunito"/>
+          <w:color w:val="auto"/>
+          <w:spacing w:val="0"/>
+          <w:position w:val="0"/>
+          <w:sz w:val="28"/>
+          <w:shd w:fill="auto" w:val="clear"/>
+        </w:rPr>
+        <w:t xml:space="preserve">}</w:t>
+      </w:r>
+    </w:p>
+    <w:p>
+      <w:pPr>
+        <w:spacing w:before="0" w:after="160" w:line="259"/>
+        <w:ind w:right="0" w:left="0" w:firstLine="0"/>
+        <w:jc w:val="left"/>
+        <w:rPr>
+          <w:rFonts w:ascii="Nunito" w:hAnsi="Nunito" w:cs="Nunito" w:eastAsia="Nunito"/>
+          <w:color w:val="auto"/>
+          <w:spacing w:val="0"/>
+          <w:position w:val="0"/>
+          <w:sz w:val="28"/>
+          <w:shd w:fill="auto" w:val="clear"/>
+        </w:rPr>
+      </w:pPr>
+    </w:p>
+    <w:p>
+      <w:pPr>
+        <w:spacing w:before="0" w:after="160" w:line="259"/>
+        <w:ind w:right="0" w:left="0" w:firstLine="0"/>
+        <w:jc w:val="left"/>
+        <w:rPr>
+          <w:rFonts w:ascii="Nunito" w:hAnsi="Nunito" w:cs="Nunito" w:eastAsia="Nunito"/>
+          <w:b/>
+          <w:color w:val="auto"/>
+          <w:spacing w:val="0"/>
+          <w:position w:val="0"/>
+          <w:sz w:val="28"/>
+          <w:shd w:fill="auto" w:val="clear"/>
+        </w:rPr>
+      </w:pPr>
+      <w:r>
+        <w:rPr>
+          <w:rFonts w:ascii="Nunito" w:hAnsi="Nunito" w:cs="Nunito" w:eastAsia="Nunito"/>
+          <w:b/>
+          <w:color w:val="auto"/>
+          <w:spacing w:val="0"/>
+          <w:position w:val="0"/>
+          <w:sz w:val="28"/>
+          <w:shd w:fill="auto" w:val="clear"/>
+        </w:rPr>
+        <w:t xml:space="preserve">3.25 (Checkerboard Pattern of Asterisks) </w:t>
+      </w:r>
+    </w:p>
+    <w:p>
+      <w:pPr>
+        <w:spacing w:before="0" w:after="160" w:line="259"/>
+        <w:ind w:right="0" w:left="0" w:firstLine="0"/>
+        <w:jc w:val="left"/>
+        <w:rPr>
+          <w:rFonts w:ascii="Nunito" w:hAnsi="Nunito" w:cs="Nunito" w:eastAsia="Nunito"/>
+          <w:color w:val="auto"/>
+          <w:spacing w:val="0"/>
+          <w:position w:val="0"/>
+          <w:sz w:val="28"/>
+          <w:shd w:fill="auto" w:val="clear"/>
+        </w:rPr>
+      </w:pPr>
+      <w:r>
+        <w:rPr>
+          <w:rFonts w:ascii="Nunito" w:hAnsi="Nunito" w:cs="Nunito" w:eastAsia="Nunito"/>
+          <w:color w:val="auto"/>
+          <w:spacing w:val="0"/>
+          <w:position w:val="0"/>
+          <w:sz w:val="28"/>
+          <w:shd w:fill="auto" w:val="clear"/>
+        </w:rPr>
+        <w:t xml:space="preserve">Write an application that uses only the output statements </w:t>
+      </w:r>
+    </w:p>
+    <w:p>
+      <w:pPr>
+        <w:spacing w:before="0" w:after="160" w:line="259"/>
+        <w:ind w:right="0" w:left="0" w:firstLine="0"/>
+        <w:jc w:val="left"/>
+        <w:rPr>
+          <w:rFonts w:ascii="Nunito" w:hAnsi="Nunito" w:cs="Nunito" w:eastAsia="Nunito"/>
+          <w:color w:val="auto"/>
+          <w:spacing w:val="0"/>
+          <w:position w:val="0"/>
+          <w:sz w:val="28"/>
+          <w:shd w:fill="auto" w:val="clear"/>
+        </w:rPr>
+      </w:pPr>
+      <w:r>
+        <w:rPr>
+          <w:rFonts w:ascii="Nunito" w:hAnsi="Nunito" w:cs="Nunito" w:eastAsia="Nunito"/>
+          <w:color w:val="auto"/>
+          <w:spacing w:val="0"/>
+          <w:position w:val="0"/>
+          <w:sz w:val="28"/>
+          <w:shd w:fill="auto" w:val="clear"/>
+        </w:rPr>
+        <w:t xml:space="preserve">System.out.print("* ");</w:t>
+      </w:r>
+    </w:p>
+    <w:p>
+      <w:pPr>
+        <w:spacing w:before="0" w:after="160" w:line="259"/>
+        <w:ind w:right="0" w:left="0" w:firstLine="0"/>
+        <w:jc w:val="left"/>
+        <w:rPr>
+          <w:rFonts w:ascii="Nunito" w:hAnsi="Nunito" w:cs="Nunito" w:eastAsia="Nunito"/>
+          <w:color w:val="auto"/>
+          <w:spacing w:val="0"/>
+          <w:position w:val="0"/>
+          <w:sz w:val="28"/>
+          <w:shd w:fill="auto" w:val="clear"/>
+        </w:rPr>
+      </w:pPr>
+      <w:r>
+        <w:rPr>
+          <w:rFonts w:ascii="Nunito" w:hAnsi="Nunito" w:cs="Nunito" w:eastAsia="Nunito"/>
+          <w:color w:val="auto"/>
+          <w:spacing w:val="0"/>
+          <w:position w:val="0"/>
+          <w:sz w:val="28"/>
+          <w:shd w:fill="auto" w:val="clear"/>
+        </w:rPr>
+        <w:t xml:space="preserve"> System.out.print(" "); </w:t>
+      </w:r>
+    </w:p>
+    <w:p>
+      <w:pPr>
+        <w:spacing w:before="0" w:after="160" w:line="259"/>
+        <w:ind w:right="0" w:left="0" w:firstLine="0"/>
+        <w:jc w:val="left"/>
+        <w:rPr>
+          <w:rFonts w:ascii="Nunito" w:hAnsi="Nunito" w:cs="Nunito" w:eastAsia="Nunito"/>
+          <w:color w:val="auto"/>
+          <w:spacing w:val="0"/>
+          <w:position w:val="0"/>
+          <w:sz w:val="28"/>
+          <w:shd w:fill="auto" w:val="clear"/>
+        </w:rPr>
+      </w:pPr>
+      <w:r>
+        <w:rPr>
+          <w:rFonts w:ascii="Nunito" w:hAnsi="Nunito" w:cs="Nunito" w:eastAsia="Nunito"/>
+          <w:color w:val="auto"/>
+          <w:spacing w:val="0"/>
+          <w:position w:val="0"/>
+          <w:sz w:val="28"/>
+          <w:shd w:fill="auto" w:val="clear"/>
+        </w:rPr>
+        <w:t xml:space="preserve">System.out.println(); to display the checkerboard pattern that follows. A System.out.println method call with no arguments causes the program to output a single newline character. [Hint: Repetition statements are required.]</w:t>
+      </w:r>
+    </w:p>
+    <w:p>
+      <w:pPr>
+        <w:spacing w:before="0" w:after="160" w:line="259"/>
+        <w:ind w:right="0" w:left="0" w:firstLine="0"/>
+        <w:jc w:val="left"/>
+        <w:rPr>
+          <w:rFonts w:ascii="Nunito" w:hAnsi="Nunito" w:cs="Nunito" w:eastAsia="Nunito"/>
+          <w:color w:val="auto"/>
+          <w:spacing w:val="0"/>
+          <w:position w:val="0"/>
+          <w:sz w:val="28"/>
+          <w:shd w:fill="auto" w:val="clear"/>
+        </w:rPr>
+      </w:pPr>
+    </w:p>
+    <w:p>
+      <w:pPr>
+        <w:spacing w:before="0" w:after="160" w:line="259"/>
+        <w:ind w:right="0" w:left="0" w:firstLine="0"/>
+        <w:jc w:val="left"/>
+        <w:rPr>
+          <w:rFonts w:ascii="Nunito" w:hAnsi="Nunito" w:cs="Nunito" w:eastAsia="Nunito"/>
+          <w:color w:val="auto"/>
+          <w:spacing w:val="0"/>
+          <w:position w:val="0"/>
+          <w:sz w:val="28"/>
+          <w:shd w:fill="auto" w:val="clear"/>
+        </w:rPr>
+      </w:pPr>
+      <w:r>
+        <w:rPr>
+          <w:rFonts w:ascii="Nunito" w:hAnsi="Nunito" w:cs="Nunito" w:eastAsia="Nunito"/>
+          <w:color w:val="auto"/>
+          <w:spacing w:val="0"/>
+          <w:position w:val="0"/>
+          <w:sz w:val="28"/>
+          <w:shd w:fill="auto" w:val="clear"/>
+        </w:rPr>
+        <w:t xml:space="preserve">public class Checkerboard {</w:t>
+      </w:r>
+    </w:p>
+    <w:p>
+      <w:pPr>
+        <w:spacing w:before="0" w:after="160" w:line="259"/>
+        <w:ind w:right="0" w:left="0" w:firstLine="0"/>
+        <w:jc w:val="left"/>
+        <w:rPr>
+          <w:rFonts w:ascii="Nunito" w:hAnsi="Nunito" w:cs="Nunito" w:eastAsia="Nunito"/>
+          <w:color w:val="auto"/>
+          <w:spacing w:val="0"/>
+          <w:position w:val="0"/>
+          <w:sz w:val="28"/>
+          <w:shd w:fill="auto" w:val="clear"/>
+        </w:rPr>
+      </w:pPr>
+      <w:r>
+        <w:rPr>
+          <w:rFonts w:ascii="Nunito" w:hAnsi="Nunito" w:cs="Nunito" w:eastAsia="Nunito"/>
+          <w:color w:val="auto"/>
+          <w:spacing w:val="0"/>
+          <w:position w:val="0"/>
+          <w:sz w:val="28"/>
+          <w:shd w:fill="auto" w:val="clear"/>
+        </w:rPr>
+        <w:t xml:space="preserve">    public static void main(String[] args) {</w:t>
+      </w:r>
+    </w:p>
+    <w:p>
+      <w:pPr>
+        <w:spacing w:before="0" w:after="160" w:line="259"/>
+        <w:ind w:right="0" w:left="0" w:firstLine="0"/>
+        <w:jc w:val="left"/>
+        <w:rPr>
+          <w:rFonts w:ascii="Nunito" w:hAnsi="Nunito" w:cs="Nunito" w:eastAsia="Nunito"/>
+          <w:color w:val="auto"/>
+          <w:spacing w:val="0"/>
+          <w:position w:val="0"/>
+          <w:sz w:val="28"/>
+          <w:shd w:fill="auto" w:val="clear"/>
+        </w:rPr>
+      </w:pPr>
+      <w:r>
+        <w:rPr>
+          <w:rFonts w:ascii="Nunito" w:hAnsi="Nunito" w:cs="Nunito" w:eastAsia="Nunito"/>
+          <w:color w:val="auto"/>
+          <w:spacing w:val="0"/>
+          <w:position w:val="0"/>
+          <w:sz w:val="28"/>
+          <w:shd w:fill="auto" w:val="clear"/>
+        </w:rPr>
+        <w:t xml:space="preserve">        for (int row = 1; row &lt;= 8; row++) {</w:t>
+      </w:r>
+    </w:p>
+    <w:p>
+      <w:pPr>
+        <w:spacing w:before="0" w:after="160" w:line="259"/>
+        <w:ind w:right="0" w:left="0" w:firstLine="0"/>
+        <w:jc w:val="left"/>
+        <w:rPr>
+          <w:rFonts w:ascii="Nunito" w:hAnsi="Nunito" w:cs="Nunito" w:eastAsia="Nunito"/>
+          <w:color w:val="auto"/>
+          <w:spacing w:val="0"/>
+          <w:position w:val="0"/>
+          <w:sz w:val="28"/>
+          <w:shd w:fill="auto" w:val="clear"/>
+        </w:rPr>
+      </w:pPr>
+      <w:r>
+        <w:rPr>
+          <w:rFonts w:ascii="Nunito" w:hAnsi="Nunito" w:cs="Nunito" w:eastAsia="Nunito"/>
+          <w:color w:val="auto"/>
+          <w:spacing w:val="0"/>
+          <w:position w:val="0"/>
+          <w:sz w:val="28"/>
+          <w:shd w:fill="auto" w:val="clear"/>
+        </w:rPr>
+        <w:t xml:space="preserve">            for (int col = 1; col &lt;= 8; col++) {</w:t>
+      </w:r>
+    </w:p>
+    <w:p>
+      <w:pPr>
+        <w:spacing w:before="0" w:after="160" w:line="259"/>
+        <w:ind w:right="0" w:left="0" w:firstLine="0"/>
+        <w:jc w:val="left"/>
+        <w:rPr>
+          <w:rFonts w:ascii="Nunito" w:hAnsi="Nunito" w:cs="Nunito" w:eastAsia="Nunito"/>
+          <w:color w:val="auto"/>
+          <w:spacing w:val="0"/>
+          <w:position w:val="0"/>
+          <w:sz w:val="28"/>
+          <w:shd w:fill="auto" w:val="clear"/>
+        </w:rPr>
+      </w:pPr>
+      <w:r>
+        <w:rPr>
+          <w:rFonts w:ascii="Nunito" w:hAnsi="Nunito" w:cs="Nunito" w:eastAsia="Nunito"/>
+          <w:color w:val="auto"/>
+          <w:spacing w:val="0"/>
+          <w:position w:val="0"/>
+          <w:sz w:val="28"/>
+          <w:shd w:fill="auto" w:val="clear"/>
+        </w:rPr>
+        <w:t xml:space="preserve">                if ((row + col) % 2 == 0)</w:t>
+      </w:r>
+    </w:p>
+    <w:p>
+      <w:pPr>
+        <w:spacing w:before="0" w:after="160" w:line="259"/>
+        <w:ind w:right="0" w:left="0" w:firstLine="0"/>
+        <w:jc w:val="left"/>
+        <w:rPr>
+          <w:rFonts w:ascii="Nunito" w:hAnsi="Nunito" w:cs="Nunito" w:eastAsia="Nunito"/>
+          <w:color w:val="auto"/>
+          <w:spacing w:val="0"/>
+          <w:position w:val="0"/>
+          <w:sz w:val="28"/>
+          <w:shd w:fill="auto" w:val="clear"/>
+        </w:rPr>
+      </w:pPr>
+      <w:r>
+        <w:rPr>
+          <w:rFonts w:ascii="Nunito" w:hAnsi="Nunito" w:cs="Nunito" w:eastAsia="Nunito"/>
+          <w:color w:val="auto"/>
+          <w:spacing w:val="0"/>
+          <w:position w:val="0"/>
+          <w:sz w:val="28"/>
+          <w:shd w:fill="auto" w:val="clear"/>
+        </w:rPr>
+        <w:t xml:space="preserve">                    System.out.print("* ");</w:t>
+      </w:r>
+    </w:p>
+    <w:p>
+      <w:pPr>
+        <w:spacing w:before="0" w:after="160" w:line="259"/>
+        <w:ind w:right="0" w:left="0" w:firstLine="0"/>
+        <w:jc w:val="left"/>
+        <w:rPr>
+          <w:rFonts w:ascii="Nunito" w:hAnsi="Nunito" w:cs="Nunito" w:eastAsia="Nunito"/>
+          <w:color w:val="auto"/>
+          <w:spacing w:val="0"/>
+          <w:position w:val="0"/>
+          <w:sz w:val="28"/>
+          <w:shd w:fill="auto" w:val="clear"/>
+        </w:rPr>
+      </w:pPr>
+      <w:r>
+        <w:rPr>
+          <w:rFonts w:ascii="Nunito" w:hAnsi="Nunito" w:cs="Nunito" w:eastAsia="Nunito"/>
+          <w:color w:val="auto"/>
+          <w:spacing w:val="0"/>
+          <w:position w:val="0"/>
+          <w:sz w:val="28"/>
+          <w:shd w:fill="auto" w:val="clear"/>
+        </w:rPr>
+        <w:t xml:space="preserve">                else</w:t>
+      </w:r>
+    </w:p>
+    <w:p>
+      <w:pPr>
+        <w:spacing w:before="0" w:after="160" w:line="259"/>
+        <w:ind w:right="0" w:left="0" w:firstLine="0"/>
+        <w:jc w:val="left"/>
+        <w:rPr>
+          <w:rFonts w:ascii="Nunito" w:hAnsi="Nunito" w:cs="Nunito" w:eastAsia="Nunito"/>
+          <w:color w:val="auto"/>
+          <w:spacing w:val="0"/>
+          <w:position w:val="0"/>
+          <w:sz w:val="28"/>
+          <w:shd w:fill="auto" w:val="clear"/>
+        </w:rPr>
+      </w:pPr>
+      <w:r>
+        <w:rPr>
+          <w:rFonts w:ascii="Nunito" w:hAnsi="Nunito" w:cs="Nunito" w:eastAsia="Nunito"/>
+          <w:color w:val="auto"/>
+          <w:spacing w:val="0"/>
+          <w:position w:val="0"/>
+          <w:sz w:val="28"/>
+          <w:shd w:fill="auto" w:val="clear"/>
+        </w:rPr>
+        <w:t xml:space="preserve">                    System.out.print("  ");</w:t>
+      </w:r>
+    </w:p>
+    <w:p>
+      <w:pPr>
+        <w:spacing w:before="0" w:after="160" w:line="259"/>
+        <w:ind w:right="0" w:left="0" w:firstLine="0"/>
+        <w:jc w:val="left"/>
+        <w:rPr>
+          <w:rFonts w:ascii="Nunito" w:hAnsi="Nunito" w:cs="Nunito" w:eastAsia="Nunito"/>
+          <w:color w:val="auto"/>
+          <w:spacing w:val="0"/>
+          <w:position w:val="0"/>
+          <w:sz w:val="28"/>
+          <w:shd w:fill="auto" w:val="clear"/>
+        </w:rPr>
+      </w:pPr>
+      <w:r>
+        <w:rPr>
+          <w:rFonts w:ascii="Nunito" w:hAnsi="Nunito" w:cs="Nunito" w:eastAsia="Nunito"/>
+          <w:color w:val="auto"/>
+          <w:spacing w:val="0"/>
+          <w:position w:val="0"/>
+          <w:sz w:val="28"/>
+          <w:shd w:fill="auto" w:val="clear"/>
+        </w:rPr>
+        <w:t xml:space="preserve">            }</w:t>
+      </w:r>
+    </w:p>
+    <w:p>
+      <w:pPr>
+        <w:spacing w:before="0" w:after="160" w:line="259"/>
+        <w:ind w:right="0" w:left="0" w:firstLine="0"/>
+        <w:jc w:val="left"/>
+        <w:rPr>
+          <w:rFonts w:ascii="Nunito" w:hAnsi="Nunito" w:cs="Nunito" w:eastAsia="Nunito"/>
+          <w:color w:val="auto"/>
+          <w:spacing w:val="0"/>
+          <w:position w:val="0"/>
+          <w:sz w:val="28"/>
+          <w:shd w:fill="auto" w:val="clear"/>
+        </w:rPr>
+      </w:pPr>
+      <w:r>
+        <w:rPr>
+          <w:rFonts w:ascii="Nunito" w:hAnsi="Nunito" w:cs="Nunito" w:eastAsia="Nunito"/>
+          <w:color w:val="auto"/>
+          <w:spacing w:val="0"/>
+          <w:position w:val="0"/>
+          <w:sz w:val="28"/>
+          <w:shd w:fill="auto" w:val="clear"/>
+        </w:rPr>
+        <w:t xml:space="preserve">            System.out.println();</w:t>
+      </w:r>
+    </w:p>
+    <w:p>
+      <w:pPr>
+        <w:spacing w:before="0" w:after="160" w:line="259"/>
+        <w:ind w:right="0" w:left="0" w:firstLine="0"/>
+        <w:jc w:val="left"/>
+        <w:rPr>
+          <w:rFonts w:ascii="Nunito" w:hAnsi="Nunito" w:cs="Nunito" w:eastAsia="Nunito"/>
+          <w:color w:val="auto"/>
+          <w:spacing w:val="0"/>
+          <w:position w:val="0"/>
+          <w:sz w:val="28"/>
+          <w:shd w:fill="auto" w:val="clear"/>
+        </w:rPr>
+      </w:pPr>
+      <w:r>
+        <w:rPr>
+          <w:rFonts w:ascii="Nunito" w:hAnsi="Nunito" w:cs="Nunito" w:eastAsia="Nunito"/>
+          <w:color w:val="auto"/>
+          <w:spacing w:val="0"/>
+          <w:position w:val="0"/>
+          <w:sz w:val="28"/>
+          <w:shd w:fill="auto" w:val="clear"/>
+        </w:rPr>
         <w:t xml:space="preserve">        }</w:t>
       </w:r>
     </w:p>
@@ -5649,32 +6647,6 @@
           <w:sz w:val="28"/>
           <w:shd w:fill="auto" w:val="clear"/>
         </w:rPr>
-        <w:t xml:space="preserve">        System.out.println("Largest: " + largest + ", Second: " + second);</w:t>
-      </w:r>
-    </w:p>
-    <w:p>
-      <w:pPr>
-        <w:spacing w:before="0" w:after="160" w:line="259"/>
-        <w:ind w:right="0" w:left="0" w:firstLine="0"/>
-        <w:jc w:val="left"/>
-        <w:rPr>
-          <w:rFonts w:ascii="Nunito" w:hAnsi="Nunito" w:cs="Nunito" w:eastAsia="Nunito"/>
-          <w:color w:val="auto"/>
-          <w:spacing w:val="0"/>
-          <w:position w:val="0"/>
-          <w:sz w:val="28"/>
-          <w:shd w:fill="auto" w:val="clear"/>
-        </w:rPr>
-      </w:pPr>
-      <w:r>
-        <w:rPr>
-          <w:rFonts w:ascii="Nunito" w:hAnsi="Nunito" w:cs="Nunito" w:eastAsia="Nunito"/>
-          <w:color w:val="auto"/>
-          <w:spacing w:val="0"/>
-          <w:position w:val="0"/>
-          <w:sz w:val="28"/>
-          <w:shd w:fill="auto" w:val="clear"/>
-        </w:rPr>
         <w:t xml:space="preserve">    }</w:t>
       </w:r>
     </w:p>
@@ -5719,958 +6691,8 @@
         </w:rPr>
       </w:pPr>
       <w:r>
-        <w:rPr>
-          <w:rFonts w:ascii="Nunito" w:hAnsi="Nunito" w:cs="Nunito" w:eastAsia="Nunito"/>
-          <w:color w:val="auto"/>
-          <w:spacing w:val="0"/>
-          <w:position w:val="0"/>
-          <w:sz w:val="28"/>
-          <w:shd w:fill="auto" w:val="clear"/>
-        </w:rPr>
-        <w:t xml:space="preserve">3.24 (Validating User Input) Modify the program in Fig. 3.10 to validate its inputs. For any input, if the value entered is other than 1 or 2, keep looping until the user enters a correct value.</w:t>
-      </w:r>
-    </w:p>
-    <w:p>
-      <w:pPr>
-        <w:spacing w:before="0" w:after="160" w:line="259"/>
-        <w:ind w:right="0" w:left="0" w:firstLine="0"/>
-        <w:jc w:val="left"/>
-        <w:rPr>
-          <w:rFonts w:ascii="Nunito" w:hAnsi="Nunito" w:cs="Nunito" w:eastAsia="Nunito"/>
-          <w:color w:val="auto"/>
-          <w:spacing w:val="0"/>
-          <w:position w:val="0"/>
-          <w:sz w:val="28"/>
-          <w:shd w:fill="auto" w:val="clear"/>
-        </w:rPr>
-      </w:pPr>
-    </w:p>
-    <w:p>
-      <w:pPr>
-        <w:spacing w:before="0" w:after="160" w:line="259"/>
-        <w:ind w:right="0" w:left="0" w:firstLine="0"/>
-        <w:jc w:val="left"/>
-        <w:rPr>
-          <w:rFonts w:ascii="Nunito" w:hAnsi="Nunito" w:cs="Nunito" w:eastAsia="Nunito"/>
-          <w:color w:val="auto"/>
-          <w:spacing w:val="0"/>
-          <w:position w:val="0"/>
-          <w:sz w:val="28"/>
-          <w:shd w:fill="auto" w:val="clear"/>
-        </w:rPr>
-      </w:pPr>
-      <w:r>
-        <w:rPr>
-          <w:rFonts w:ascii="Nunito" w:hAnsi="Nunito" w:cs="Nunito" w:eastAsia="Nunito"/>
-          <w:color w:val="auto"/>
-          <w:spacing w:val="0"/>
-          <w:position w:val="0"/>
-          <w:sz w:val="28"/>
-          <w:shd w:fill="auto" w:val="clear"/>
-        </w:rPr>
-        <w:t xml:space="preserve">import java.util.Scanner;</w:t>
-      </w:r>
-    </w:p>
-    <w:p>
-      <w:pPr>
-        <w:spacing w:before="0" w:after="160" w:line="259"/>
-        <w:ind w:right="0" w:left="0" w:firstLine="0"/>
-        <w:jc w:val="left"/>
-        <w:rPr>
-          <w:rFonts w:ascii="Nunito" w:hAnsi="Nunito" w:cs="Nunito" w:eastAsia="Nunito"/>
-          <w:color w:val="auto"/>
-          <w:spacing w:val="0"/>
-          <w:position w:val="0"/>
-          <w:sz w:val="28"/>
-          <w:shd w:fill="auto" w:val="clear"/>
-        </w:rPr>
-      </w:pPr>
-    </w:p>
-    <w:p>
-      <w:pPr>
-        <w:spacing w:before="0" w:after="160" w:line="259"/>
-        <w:ind w:right="0" w:left="0" w:firstLine="0"/>
-        <w:jc w:val="left"/>
-        <w:rPr>
-          <w:rFonts w:ascii="Nunito" w:hAnsi="Nunito" w:cs="Nunito" w:eastAsia="Nunito"/>
-          <w:color w:val="auto"/>
-          <w:spacing w:val="0"/>
-          <w:position w:val="0"/>
-          <w:sz w:val="28"/>
-          <w:shd w:fill="auto" w:val="clear"/>
-        </w:rPr>
-      </w:pPr>
-      <w:r>
-        <w:rPr>
-          <w:rFonts w:ascii="Nunito" w:hAnsi="Nunito" w:cs="Nunito" w:eastAsia="Nunito"/>
-          <w:color w:val="auto"/>
-          <w:spacing w:val="0"/>
-          <w:position w:val="0"/>
-          <w:sz w:val="28"/>
-          <w:shd w:fill="auto" w:val="clear"/>
-        </w:rPr>
-        <w:t xml:space="preserve">public class ValidateInput {</w:t>
-      </w:r>
-    </w:p>
-    <w:p>
-      <w:pPr>
-        <w:spacing w:before="0" w:after="160" w:line="259"/>
-        <w:ind w:right="0" w:left="0" w:firstLine="0"/>
-        <w:jc w:val="left"/>
-        <w:rPr>
-          <w:rFonts w:ascii="Nunito" w:hAnsi="Nunito" w:cs="Nunito" w:eastAsia="Nunito"/>
-          <w:color w:val="auto"/>
-          <w:spacing w:val="0"/>
-          <w:position w:val="0"/>
-          <w:sz w:val="28"/>
-          <w:shd w:fill="auto" w:val="clear"/>
-        </w:rPr>
-      </w:pPr>
-      <w:r>
-        <w:rPr>
-          <w:rFonts w:ascii="Nunito" w:hAnsi="Nunito" w:cs="Nunito" w:eastAsia="Nunito"/>
-          <w:color w:val="auto"/>
-          <w:spacing w:val="0"/>
-          <w:position w:val="0"/>
-          <w:sz w:val="28"/>
-          <w:shd w:fill="auto" w:val="clear"/>
-        </w:rPr>
-        <w:t xml:space="preserve">    public static void main(String[] args) {</w:t>
-      </w:r>
-    </w:p>
-    <w:p>
-      <w:pPr>
-        <w:spacing w:before="0" w:after="160" w:line="259"/>
-        <w:ind w:right="0" w:left="0" w:firstLine="0"/>
-        <w:jc w:val="left"/>
-        <w:rPr>
-          <w:rFonts w:ascii="Nunito" w:hAnsi="Nunito" w:cs="Nunito" w:eastAsia="Nunito"/>
-          <w:color w:val="auto"/>
-          <w:spacing w:val="0"/>
-          <w:position w:val="0"/>
-          <w:sz w:val="28"/>
-          <w:shd w:fill="auto" w:val="clear"/>
-        </w:rPr>
-      </w:pPr>
-      <w:r>
-        <w:rPr>
-          <w:rFonts w:ascii="Nunito" w:hAnsi="Nunito" w:cs="Nunito" w:eastAsia="Nunito"/>
-          <w:color w:val="auto"/>
-          <w:spacing w:val="0"/>
-          <w:position w:val="0"/>
-          <w:sz w:val="28"/>
-          <w:shd w:fill="auto" w:val="clear"/>
-        </w:rPr>
-        <w:t xml:space="preserve">        Scanner input = new Scanner(System.in);</w:t>
-      </w:r>
-    </w:p>
-    <w:p>
-      <w:pPr>
-        <w:spacing w:before="0" w:after="160" w:line="259"/>
-        <w:ind w:right="0" w:left="0" w:firstLine="0"/>
-        <w:jc w:val="left"/>
-        <w:rPr>
-          <w:rFonts w:ascii="Nunito" w:hAnsi="Nunito" w:cs="Nunito" w:eastAsia="Nunito"/>
-          <w:color w:val="auto"/>
-          <w:spacing w:val="0"/>
-          <w:position w:val="0"/>
-          <w:sz w:val="28"/>
-          <w:shd w:fill="auto" w:val="clear"/>
-        </w:rPr>
-      </w:pPr>
-      <w:r>
-        <w:rPr>
-          <w:rFonts w:ascii="Nunito" w:hAnsi="Nunito" w:cs="Nunito" w:eastAsia="Nunito"/>
-          <w:color w:val="auto"/>
-          <w:spacing w:val="0"/>
-          <w:position w:val="0"/>
-          <w:sz w:val="28"/>
-          <w:shd w:fill="auto" w:val="clear"/>
-        </w:rPr>
-        <w:t xml:space="preserve">        int choice;</w:t>
-      </w:r>
-    </w:p>
-    <w:p>
-      <w:pPr>
-        <w:spacing w:before="0" w:after="160" w:line="259"/>
-        <w:ind w:right="0" w:left="0" w:firstLine="0"/>
-        <w:jc w:val="left"/>
-        <w:rPr>
-          <w:rFonts w:ascii="Nunito" w:hAnsi="Nunito" w:cs="Nunito" w:eastAsia="Nunito"/>
-          <w:color w:val="auto"/>
-          <w:spacing w:val="0"/>
-          <w:position w:val="0"/>
-          <w:sz w:val="28"/>
-          <w:shd w:fill="auto" w:val="clear"/>
-        </w:rPr>
-      </w:pPr>
-    </w:p>
-    <w:p>
-      <w:pPr>
-        <w:spacing w:before="0" w:after="160" w:line="259"/>
-        <w:ind w:right="0" w:left="0" w:firstLine="0"/>
-        <w:jc w:val="left"/>
-        <w:rPr>
-          <w:rFonts w:ascii="Nunito" w:hAnsi="Nunito" w:cs="Nunito" w:eastAsia="Nunito"/>
-          <w:color w:val="auto"/>
-          <w:spacing w:val="0"/>
-          <w:position w:val="0"/>
-          <w:sz w:val="28"/>
-          <w:shd w:fill="auto" w:val="clear"/>
-        </w:rPr>
-      </w:pPr>
-      <w:r>
-        <w:rPr>
-          <w:rFonts w:ascii="Nunito" w:hAnsi="Nunito" w:cs="Nunito" w:eastAsia="Nunito"/>
-          <w:color w:val="auto"/>
-          <w:spacing w:val="0"/>
-          <w:position w:val="0"/>
-          <w:sz w:val="28"/>
-          <w:shd w:fill="auto" w:val="clear"/>
-        </w:rPr>
-        <w:t xml:space="preserve">        do {</w:t>
-      </w:r>
-    </w:p>
-    <w:p>
-      <w:pPr>
-        <w:spacing w:before="0" w:after="160" w:line="259"/>
-        <w:ind w:right="0" w:left="0" w:firstLine="0"/>
-        <w:jc w:val="left"/>
-        <w:rPr>
-          <w:rFonts w:ascii="Nunito" w:hAnsi="Nunito" w:cs="Nunito" w:eastAsia="Nunito"/>
-          <w:color w:val="auto"/>
-          <w:spacing w:val="0"/>
-          <w:position w:val="0"/>
-          <w:sz w:val="28"/>
-          <w:shd w:fill="auto" w:val="clear"/>
-        </w:rPr>
-      </w:pPr>
-      <w:r>
-        <w:rPr>
-          <w:rFonts w:ascii="Nunito" w:hAnsi="Nunito" w:cs="Nunito" w:eastAsia="Nunito"/>
-          <w:color w:val="auto"/>
-          <w:spacing w:val="0"/>
-          <w:position w:val="0"/>
-          <w:sz w:val="28"/>
-          <w:shd w:fill="auto" w:val="clear"/>
-        </w:rPr>
-        <w:t xml:space="preserve">            System.out.print("Enter 1 or 2: ");</w:t>
-      </w:r>
-    </w:p>
-    <w:p>
-      <w:pPr>
-        <w:spacing w:before="0" w:after="160" w:line="259"/>
-        <w:ind w:right="0" w:left="0" w:firstLine="0"/>
-        <w:jc w:val="left"/>
-        <w:rPr>
-          <w:rFonts w:ascii="Nunito" w:hAnsi="Nunito" w:cs="Nunito" w:eastAsia="Nunito"/>
-          <w:color w:val="auto"/>
-          <w:spacing w:val="0"/>
-          <w:position w:val="0"/>
-          <w:sz w:val="28"/>
-          <w:shd w:fill="auto" w:val="clear"/>
-        </w:rPr>
-      </w:pPr>
-      <w:r>
-        <w:rPr>
-          <w:rFonts w:ascii="Nunito" w:hAnsi="Nunito" w:cs="Nunito" w:eastAsia="Nunito"/>
-          <w:color w:val="auto"/>
-          <w:spacing w:val="0"/>
-          <w:position w:val="0"/>
-          <w:sz w:val="28"/>
-          <w:shd w:fill="auto" w:val="clear"/>
-        </w:rPr>
-        <w:t xml:space="preserve">            choice = input.nextInt();</w:t>
-      </w:r>
-    </w:p>
-    <w:p>
-      <w:pPr>
-        <w:spacing w:before="0" w:after="160" w:line="259"/>
-        <w:ind w:right="0" w:left="0" w:firstLine="0"/>
-        <w:jc w:val="left"/>
-        <w:rPr>
-          <w:rFonts w:ascii="Nunito" w:hAnsi="Nunito" w:cs="Nunito" w:eastAsia="Nunito"/>
-          <w:color w:val="auto"/>
-          <w:spacing w:val="0"/>
-          <w:position w:val="0"/>
-          <w:sz w:val="28"/>
-          <w:shd w:fill="auto" w:val="clear"/>
-        </w:rPr>
-      </w:pPr>
-      <w:r>
-        <w:rPr>
-          <w:rFonts w:ascii="Nunito" w:hAnsi="Nunito" w:cs="Nunito" w:eastAsia="Nunito"/>
-          <w:color w:val="auto"/>
-          <w:spacing w:val="0"/>
-          <w:position w:val="0"/>
-          <w:sz w:val="28"/>
-          <w:shd w:fill="auto" w:val="clear"/>
-        </w:rPr>
-        <w:t xml:space="preserve">            if (choice != 1 &amp;&amp; choice != 2)</w:t>
-      </w:r>
-    </w:p>
-    <w:p>
-      <w:pPr>
-        <w:spacing w:before="0" w:after="160" w:line="259"/>
-        <w:ind w:right="0" w:left="0" w:firstLine="0"/>
-        <w:jc w:val="left"/>
-        <w:rPr>
-          <w:rFonts w:ascii="Nunito" w:hAnsi="Nunito" w:cs="Nunito" w:eastAsia="Nunito"/>
-          <w:color w:val="auto"/>
-          <w:spacing w:val="0"/>
-          <w:position w:val="0"/>
-          <w:sz w:val="28"/>
-          <w:shd w:fill="auto" w:val="clear"/>
-        </w:rPr>
-      </w:pPr>
-      <w:r>
-        <w:rPr>
-          <w:rFonts w:ascii="Nunito" w:hAnsi="Nunito" w:cs="Nunito" w:eastAsia="Nunito"/>
-          <w:color w:val="auto"/>
-          <w:spacing w:val="0"/>
-          <w:position w:val="0"/>
-          <w:sz w:val="28"/>
-          <w:shd w:fill="auto" w:val="clear"/>
-        </w:rPr>
-        <w:t xml:space="preserve">                System.out.println("Invalid. Please enter only 1 or 2.");</w:t>
-      </w:r>
-    </w:p>
-    <w:p>
-      <w:pPr>
-        <w:spacing w:before="0" w:after="160" w:line="259"/>
-        <w:ind w:right="0" w:left="0" w:firstLine="0"/>
-        <w:jc w:val="left"/>
-        <w:rPr>
-          <w:rFonts w:ascii="Nunito" w:hAnsi="Nunito" w:cs="Nunito" w:eastAsia="Nunito"/>
-          <w:color w:val="auto"/>
-          <w:spacing w:val="0"/>
-          <w:position w:val="0"/>
-          <w:sz w:val="28"/>
-          <w:shd w:fill="auto" w:val="clear"/>
-        </w:rPr>
-      </w:pPr>
-      <w:r>
-        <w:rPr>
-          <w:rFonts w:ascii="Nunito" w:hAnsi="Nunito" w:cs="Nunito" w:eastAsia="Nunito"/>
-          <w:color w:val="auto"/>
-          <w:spacing w:val="0"/>
-          <w:position w:val="0"/>
-          <w:sz w:val="28"/>
-          <w:shd w:fill="auto" w:val="clear"/>
-        </w:rPr>
-        <w:t xml:space="preserve">        } while (choice != 1 &amp;&amp; choice != 2);</w:t>
-      </w:r>
-    </w:p>
-    <w:p>
-      <w:pPr>
-        <w:spacing w:before="0" w:after="160" w:line="259"/>
-        <w:ind w:right="0" w:left="0" w:firstLine="0"/>
-        <w:jc w:val="left"/>
-        <w:rPr>
-          <w:rFonts w:ascii="Nunito" w:hAnsi="Nunito" w:cs="Nunito" w:eastAsia="Nunito"/>
-          <w:color w:val="auto"/>
-          <w:spacing w:val="0"/>
-          <w:position w:val="0"/>
-          <w:sz w:val="28"/>
-          <w:shd w:fill="auto" w:val="clear"/>
-        </w:rPr>
-      </w:pPr>
-    </w:p>
-    <w:p>
-      <w:pPr>
-        <w:spacing w:before="0" w:after="160" w:line="259"/>
-        <w:ind w:right="0" w:left="0" w:firstLine="0"/>
-        <w:jc w:val="left"/>
-        <w:rPr>
-          <w:rFonts w:ascii="Nunito" w:hAnsi="Nunito" w:cs="Nunito" w:eastAsia="Nunito"/>
-          <w:color w:val="auto"/>
-          <w:spacing w:val="0"/>
-          <w:position w:val="0"/>
-          <w:sz w:val="28"/>
-          <w:shd w:fill="auto" w:val="clear"/>
-        </w:rPr>
-      </w:pPr>
-      <w:r>
-        <w:rPr>
-          <w:rFonts w:ascii="Nunito" w:hAnsi="Nunito" w:cs="Nunito" w:eastAsia="Nunito"/>
-          <w:color w:val="auto"/>
-          <w:spacing w:val="0"/>
-          <w:position w:val="0"/>
-          <w:sz w:val="28"/>
-          <w:shd w:fill="auto" w:val="clear"/>
-        </w:rPr>
-        <w:t xml:space="preserve">        System.out.println("You entered: " + choice);</w:t>
-      </w:r>
-    </w:p>
-    <w:p>
-      <w:pPr>
-        <w:spacing w:before="0" w:after="160" w:line="259"/>
-        <w:ind w:right="0" w:left="0" w:firstLine="0"/>
-        <w:jc w:val="left"/>
-        <w:rPr>
-          <w:rFonts w:ascii="Nunito" w:hAnsi="Nunito" w:cs="Nunito" w:eastAsia="Nunito"/>
-          <w:color w:val="auto"/>
-          <w:spacing w:val="0"/>
-          <w:position w:val="0"/>
-          <w:sz w:val="28"/>
-          <w:shd w:fill="auto" w:val="clear"/>
-        </w:rPr>
-      </w:pPr>
-      <w:r>
-        <w:rPr>
-          <w:rFonts w:ascii="Nunito" w:hAnsi="Nunito" w:cs="Nunito" w:eastAsia="Nunito"/>
-          <w:color w:val="auto"/>
-          <w:spacing w:val="0"/>
-          <w:position w:val="0"/>
-          <w:sz w:val="28"/>
-          <w:shd w:fill="auto" w:val="clear"/>
-        </w:rPr>
-        <w:t xml:space="preserve">    }</w:t>
-      </w:r>
-    </w:p>
-    <w:p>
-      <w:pPr>
-        <w:spacing w:before="0" w:after="160" w:line="259"/>
-        <w:ind w:right="0" w:left="0" w:firstLine="0"/>
-        <w:jc w:val="left"/>
-        <w:rPr>
-          <w:rFonts w:ascii="Nunito" w:hAnsi="Nunito" w:cs="Nunito" w:eastAsia="Nunito"/>
-          <w:color w:val="auto"/>
-          <w:spacing w:val="0"/>
-          <w:position w:val="0"/>
-          <w:sz w:val="28"/>
-          <w:shd w:fill="auto" w:val="clear"/>
-        </w:rPr>
-      </w:pPr>
-      <w:r>
-        <w:rPr>
-          <w:rFonts w:ascii="Nunito" w:hAnsi="Nunito" w:cs="Nunito" w:eastAsia="Nunito"/>
-          <w:color w:val="auto"/>
-          <w:spacing w:val="0"/>
-          <w:position w:val="0"/>
-          <w:sz w:val="28"/>
-          <w:shd w:fill="auto" w:val="clear"/>
-        </w:rPr>
-        <w:t xml:space="preserve">}</w:t>
-      </w:r>
-    </w:p>
-    <w:p>
-      <w:pPr>
-        <w:spacing w:before="0" w:after="160" w:line="259"/>
-        <w:ind w:right="0" w:left="0" w:firstLine="0"/>
-        <w:jc w:val="left"/>
-        <w:rPr>
-          <w:rFonts w:ascii="Nunito" w:hAnsi="Nunito" w:cs="Nunito" w:eastAsia="Nunito"/>
-          <w:color w:val="auto"/>
-          <w:spacing w:val="0"/>
-          <w:position w:val="0"/>
-          <w:sz w:val="28"/>
-          <w:shd w:fill="auto" w:val="clear"/>
-        </w:rPr>
-      </w:pPr>
-    </w:p>
-    <w:p>
-      <w:pPr>
-        <w:spacing w:before="0" w:after="160" w:line="259"/>
-        <w:ind w:right="0" w:left="0" w:firstLine="0"/>
-        <w:jc w:val="left"/>
-        <w:rPr>
-          <w:rFonts w:ascii="Nunito" w:hAnsi="Nunito" w:cs="Nunito" w:eastAsia="Nunito"/>
-          <w:b/>
-          <w:color w:val="auto"/>
-          <w:spacing w:val="0"/>
-          <w:position w:val="0"/>
-          <w:sz w:val="28"/>
-          <w:shd w:fill="auto" w:val="clear"/>
-        </w:rPr>
-      </w:pPr>
-      <w:r>
-        <w:rPr>
-          <w:rFonts w:ascii="Nunito" w:hAnsi="Nunito" w:cs="Nunito" w:eastAsia="Nunito"/>
-          <w:b/>
-          <w:color w:val="auto"/>
-          <w:spacing w:val="0"/>
-          <w:position w:val="0"/>
-          <w:sz w:val="28"/>
-          <w:shd w:fill="auto" w:val="clear"/>
-        </w:rPr>
-        <w:t xml:space="preserve">3.25 (Checkerboard Pattern of Asterisks) </w:t>
-      </w:r>
-    </w:p>
-    <w:p>
-      <w:pPr>
-        <w:spacing w:before="0" w:after="160" w:line="259"/>
-        <w:ind w:right="0" w:left="0" w:firstLine="0"/>
-        <w:jc w:val="left"/>
-        <w:rPr>
-          <w:rFonts w:ascii="Nunito" w:hAnsi="Nunito" w:cs="Nunito" w:eastAsia="Nunito"/>
-          <w:color w:val="auto"/>
-          <w:spacing w:val="0"/>
-          <w:position w:val="0"/>
-          <w:sz w:val="28"/>
-          <w:shd w:fill="auto" w:val="clear"/>
-        </w:rPr>
-      </w:pPr>
-      <w:r>
-        <w:rPr>
-          <w:rFonts w:ascii="Nunito" w:hAnsi="Nunito" w:cs="Nunito" w:eastAsia="Nunito"/>
-          <w:color w:val="auto"/>
-          <w:spacing w:val="0"/>
-          <w:position w:val="0"/>
-          <w:sz w:val="28"/>
-          <w:shd w:fill="auto" w:val="clear"/>
-        </w:rPr>
-        <w:t xml:space="preserve">Write an application that uses only the output statements </w:t>
-      </w:r>
-    </w:p>
-    <w:p>
-      <w:pPr>
-        <w:spacing w:before="0" w:after="160" w:line="259"/>
-        <w:ind w:right="0" w:left="0" w:firstLine="0"/>
-        <w:jc w:val="left"/>
-        <w:rPr>
-          <w:rFonts w:ascii="Nunito" w:hAnsi="Nunito" w:cs="Nunito" w:eastAsia="Nunito"/>
-          <w:color w:val="auto"/>
-          <w:spacing w:val="0"/>
-          <w:position w:val="0"/>
-          <w:sz w:val="28"/>
-          <w:shd w:fill="auto" w:val="clear"/>
-        </w:rPr>
-      </w:pPr>
-      <w:r>
-        <w:rPr>
-          <w:rFonts w:ascii="Nunito" w:hAnsi="Nunito" w:cs="Nunito" w:eastAsia="Nunito"/>
-          <w:color w:val="auto"/>
-          <w:spacing w:val="0"/>
-          <w:position w:val="0"/>
-          <w:sz w:val="28"/>
-          <w:shd w:fill="auto" w:val="clear"/>
-        </w:rPr>
-        <w:t xml:space="preserve">System.out.print("* ");</w:t>
-      </w:r>
-    </w:p>
-    <w:p>
-      <w:pPr>
-        <w:spacing w:before="0" w:after="160" w:line="259"/>
-        <w:ind w:right="0" w:left="0" w:firstLine="0"/>
-        <w:jc w:val="left"/>
-        <w:rPr>
-          <w:rFonts w:ascii="Nunito" w:hAnsi="Nunito" w:cs="Nunito" w:eastAsia="Nunito"/>
-          <w:color w:val="auto"/>
-          <w:spacing w:val="0"/>
-          <w:position w:val="0"/>
-          <w:sz w:val="28"/>
-          <w:shd w:fill="auto" w:val="clear"/>
-        </w:rPr>
-      </w:pPr>
-      <w:r>
-        <w:rPr>
-          <w:rFonts w:ascii="Nunito" w:hAnsi="Nunito" w:cs="Nunito" w:eastAsia="Nunito"/>
-          <w:color w:val="auto"/>
-          <w:spacing w:val="0"/>
-          <w:position w:val="0"/>
-          <w:sz w:val="28"/>
-          <w:shd w:fill="auto" w:val="clear"/>
-        </w:rPr>
-        <w:t xml:space="preserve"> System.out.print(" "); </w:t>
-      </w:r>
-    </w:p>
-    <w:p>
-      <w:pPr>
-        <w:spacing w:before="0" w:after="160" w:line="259"/>
-        <w:ind w:right="0" w:left="0" w:firstLine="0"/>
-        <w:jc w:val="left"/>
-        <w:rPr>
-          <w:rFonts w:ascii="Nunito" w:hAnsi="Nunito" w:cs="Nunito" w:eastAsia="Nunito"/>
-          <w:color w:val="auto"/>
-          <w:spacing w:val="0"/>
-          <w:position w:val="0"/>
-          <w:sz w:val="28"/>
-          <w:shd w:fill="auto" w:val="clear"/>
-        </w:rPr>
-      </w:pPr>
-      <w:r>
-        <w:rPr>
-          <w:rFonts w:ascii="Nunito" w:hAnsi="Nunito" w:cs="Nunito" w:eastAsia="Nunito"/>
-          <w:color w:val="auto"/>
-          <w:spacing w:val="0"/>
-          <w:position w:val="0"/>
-          <w:sz w:val="28"/>
-          <w:shd w:fill="auto" w:val="clear"/>
-        </w:rPr>
-        <w:t xml:space="preserve">System.out.println(); to display the checkerboard pattern that follows. A System.out.println method call with no arguments causes the program to output a single newline character. [Hint: Repetition statements are required.]</w:t>
-      </w:r>
-    </w:p>
-    <w:p>
-      <w:pPr>
-        <w:spacing w:before="0" w:after="160" w:line="259"/>
-        <w:ind w:right="0" w:left="0" w:firstLine="0"/>
-        <w:jc w:val="left"/>
-        <w:rPr>
-          <w:rFonts w:ascii="Nunito" w:hAnsi="Nunito" w:cs="Nunito" w:eastAsia="Nunito"/>
-          <w:color w:val="auto"/>
-          <w:spacing w:val="0"/>
-          <w:position w:val="0"/>
-          <w:sz w:val="28"/>
-          <w:shd w:fill="auto" w:val="clear"/>
-        </w:rPr>
-      </w:pPr>
-    </w:p>
-    <w:p>
-      <w:pPr>
-        <w:spacing w:before="0" w:after="160" w:line="259"/>
-        <w:ind w:right="0" w:left="0" w:firstLine="0"/>
-        <w:jc w:val="left"/>
-        <w:rPr>
-          <w:rFonts w:ascii="Nunito" w:hAnsi="Nunito" w:cs="Nunito" w:eastAsia="Nunito"/>
-          <w:color w:val="auto"/>
-          <w:spacing w:val="0"/>
-          <w:position w:val="0"/>
-          <w:sz w:val="28"/>
-          <w:shd w:fill="auto" w:val="clear"/>
-        </w:rPr>
-      </w:pPr>
-      <w:r>
-        <w:rPr>
-          <w:rFonts w:ascii="Nunito" w:hAnsi="Nunito" w:cs="Nunito" w:eastAsia="Nunito"/>
-          <w:color w:val="auto"/>
-          <w:spacing w:val="0"/>
-          <w:position w:val="0"/>
-          <w:sz w:val="28"/>
-          <w:shd w:fill="auto" w:val="clear"/>
-        </w:rPr>
-        <w:t xml:space="preserve">public class Checkerboard {</w:t>
-      </w:r>
-    </w:p>
-    <w:p>
-      <w:pPr>
-        <w:spacing w:before="0" w:after="160" w:line="259"/>
-        <w:ind w:right="0" w:left="0" w:firstLine="0"/>
-        <w:jc w:val="left"/>
-        <w:rPr>
-          <w:rFonts w:ascii="Nunito" w:hAnsi="Nunito" w:cs="Nunito" w:eastAsia="Nunito"/>
-          <w:color w:val="auto"/>
-          <w:spacing w:val="0"/>
-          <w:position w:val="0"/>
-          <w:sz w:val="28"/>
-          <w:shd w:fill="auto" w:val="clear"/>
-        </w:rPr>
-      </w:pPr>
-      <w:r>
-        <w:rPr>
-          <w:rFonts w:ascii="Nunito" w:hAnsi="Nunito" w:cs="Nunito" w:eastAsia="Nunito"/>
-          <w:color w:val="auto"/>
-          <w:spacing w:val="0"/>
-          <w:position w:val="0"/>
-          <w:sz w:val="28"/>
-          <w:shd w:fill="auto" w:val="clear"/>
-        </w:rPr>
-        <w:t xml:space="preserve">    public static void main(String[] args) {</w:t>
-      </w:r>
-    </w:p>
-    <w:p>
-      <w:pPr>
-        <w:spacing w:before="0" w:after="160" w:line="259"/>
-        <w:ind w:right="0" w:left="0" w:firstLine="0"/>
-        <w:jc w:val="left"/>
-        <w:rPr>
-          <w:rFonts w:ascii="Nunito" w:hAnsi="Nunito" w:cs="Nunito" w:eastAsia="Nunito"/>
-          <w:color w:val="auto"/>
-          <w:spacing w:val="0"/>
-          <w:position w:val="0"/>
-          <w:sz w:val="28"/>
-          <w:shd w:fill="auto" w:val="clear"/>
-        </w:rPr>
-      </w:pPr>
-      <w:r>
-        <w:rPr>
-          <w:rFonts w:ascii="Nunito" w:hAnsi="Nunito" w:cs="Nunito" w:eastAsia="Nunito"/>
-          <w:color w:val="auto"/>
-          <w:spacing w:val="0"/>
-          <w:position w:val="0"/>
-          <w:sz w:val="28"/>
-          <w:shd w:fill="auto" w:val="clear"/>
-        </w:rPr>
-        <w:t xml:space="preserve">        for (int row = 1; row &lt;= 8; row++) {</w:t>
-      </w:r>
-    </w:p>
-    <w:p>
-      <w:pPr>
-        <w:spacing w:before="0" w:after="160" w:line="259"/>
-        <w:ind w:right="0" w:left="0" w:firstLine="0"/>
-        <w:jc w:val="left"/>
-        <w:rPr>
-          <w:rFonts w:ascii="Nunito" w:hAnsi="Nunito" w:cs="Nunito" w:eastAsia="Nunito"/>
-          <w:color w:val="auto"/>
-          <w:spacing w:val="0"/>
-          <w:position w:val="0"/>
-          <w:sz w:val="28"/>
-          <w:shd w:fill="auto" w:val="clear"/>
-        </w:rPr>
-      </w:pPr>
-      <w:r>
-        <w:rPr>
-          <w:rFonts w:ascii="Nunito" w:hAnsi="Nunito" w:cs="Nunito" w:eastAsia="Nunito"/>
-          <w:color w:val="auto"/>
-          <w:spacing w:val="0"/>
-          <w:position w:val="0"/>
-          <w:sz w:val="28"/>
-          <w:shd w:fill="auto" w:val="clear"/>
-        </w:rPr>
-        <w:t xml:space="preserve">            for (int col = 1; col &lt;= 8; col++) {</w:t>
-      </w:r>
-    </w:p>
-    <w:p>
-      <w:pPr>
-        <w:spacing w:before="0" w:after="160" w:line="259"/>
-        <w:ind w:right="0" w:left="0" w:firstLine="0"/>
-        <w:jc w:val="left"/>
-        <w:rPr>
-          <w:rFonts w:ascii="Nunito" w:hAnsi="Nunito" w:cs="Nunito" w:eastAsia="Nunito"/>
-          <w:color w:val="auto"/>
-          <w:spacing w:val="0"/>
-          <w:position w:val="0"/>
-          <w:sz w:val="28"/>
-          <w:shd w:fill="auto" w:val="clear"/>
-        </w:rPr>
-      </w:pPr>
-      <w:r>
-        <w:rPr>
-          <w:rFonts w:ascii="Nunito" w:hAnsi="Nunito" w:cs="Nunito" w:eastAsia="Nunito"/>
-          <w:color w:val="auto"/>
-          <w:spacing w:val="0"/>
-          <w:position w:val="0"/>
-          <w:sz w:val="28"/>
-          <w:shd w:fill="auto" w:val="clear"/>
-        </w:rPr>
-        <w:t xml:space="preserve">                if ((row + col) % 2 == 0)</w:t>
-      </w:r>
-    </w:p>
-    <w:p>
-      <w:pPr>
-        <w:spacing w:before="0" w:after="160" w:line="259"/>
-        <w:ind w:right="0" w:left="0" w:firstLine="0"/>
-        <w:jc w:val="left"/>
-        <w:rPr>
-          <w:rFonts w:ascii="Nunito" w:hAnsi="Nunito" w:cs="Nunito" w:eastAsia="Nunito"/>
-          <w:color w:val="auto"/>
-          <w:spacing w:val="0"/>
-          <w:position w:val="0"/>
-          <w:sz w:val="28"/>
-          <w:shd w:fill="auto" w:val="clear"/>
-        </w:rPr>
-      </w:pPr>
-      <w:r>
-        <w:rPr>
-          <w:rFonts w:ascii="Nunito" w:hAnsi="Nunito" w:cs="Nunito" w:eastAsia="Nunito"/>
-          <w:color w:val="auto"/>
-          <w:spacing w:val="0"/>
-          <w:position w:val="0"/>
-          <w:sz w:val="28"/>
-          <w:shd w:fill="auto" w:val="clear"/>
-        </w:rPr>
-        <w:t xml:space="preserve">                    System.out.print("* ");</w:t>
-      </w:r>
-    </w:p>
-    <w:p>
-      <w:pPr>
-        <w:spacing w:before="0" w:after="160" w:line="259"/>
-        <w:ind w:right="0" w:left="0" w:firstLine="0"/>
-        <w:jc w:val="left"/>
-        <w:rPr>
-          <w:rFonts w:ascii="Nunito" w:hAnsi="Nunito" w:cs="Nunito" w:eastAsia="Nunito"/>
-          <w:color w:val="auto"/>
-          <w:spacing w:val="0"/>
-          <w:position w:val="0"/>
-          <w:sz w:val="28"/>
-          <w:shd w:fill="auto" w:val="clear"/>
-        </w:rPr>
-      </w:pPr>
-      <w:r>
-        <w:rPr>
-          <w:rFonts w:ascii="Nunito" w:hAnsi="Nunito" w:cs="Nunito" w:eastAsia="Nunito"/>
-          <w:color w:val="auto"/>
-          <w:spacing w:val="0"/>
-          <w:position w:val="0"/>
-          <w:sz w:val="28"/>
-          <w:shd w:fill="auto" w:val="clear"/>
-        </w:rPr>
-        <w:t xml:space="preserve">                else</w:t>
-      </w:r>
-    </w:p>
-    <w:p>
-      <w:pPr>
-        <w:spacing w:before="0" w:after="160" w:line="259"/>
-        <w:ind w:right="0" w:left="0" w:firstLine="0"/>
-        <w:jc w:val="left"/>
-        <w:rPr>
-          <w:rFonts w:ascii="Nunito" w:hAnsi="Nunito" w:cs="Nunito" w:eastAsia="Nunito"/>
-          <w:color w:val="auto"/>
-          <w:spacing w:val="0"/>
-          <w:position w:val="0"/>
-          <w:sz w:val="28"/>
-          <w:shd w:fill="auto" w:val="clear"/>
-        </w:rPr>
-      </w:pPr>
-      <w:r>
-        <w:rPr>
-          <w:rFonts w:ascii="Nunito" w:hAnsi="Nunito" w:cs="Nunito" w:eastAsia="Nunito"/>
-          <w:color w:val="auto"/>
-          <w:spacing w:val="0"/>
-          <w:position w:val="0"/>
-          <w:sz w:val="28"/>
-          <w:shd w:fill="auto" w:val="clear"/>
-        </w:rPr>
-        <w:t xml:space="preserve">                    System.out.print("  ");</w:t>
-      </w:r>
-    </w:p>
-    <w:p>
-      <w:pPr>
-        <w:spacing w:before="0" w:after="160" w:line="259"/>
-        <w:ind w:right="0" w:left="0" w:firstLine="0"/>
-        <w:jc w:val="left"/>
-        <w:rPr>
-          <w:rFonts w:ascii="Nunito" w:hAnsi="Nunito" w:cs="Nunito" w:eastAsia="Nunito"/>
-          <w:color w:val="auto"/>
-          <w:spacing w:val="0"/>
-          <w:position w:val="0"/>
-          <w:sz w:val="28"/>
-          <w:shd w:fill="auto" w:val="clear"/>
-        </w:rPr>
-      </w:pPr>
-      <w:r>
-        <w:rPr>
-          <w:rFonts w:ascii="Nunito" w:hAnsi="Nunito" w:cs="Nunito" w:eastAsia="Nunito"/>
-          <w:color w:val="auto"/>
-          <w:spacing w:val="0"/>
-          <w:position w:val="0"/>
-          <w:sz w:val="28"/>
-          <w:shd w:fill="auto" w:val="clear"/>
-        </w:rPr>
-        <w:t xml:space="preserve">            }</w:t>
-      </w:r>
-    </w:p>
-    <w:p>
-      <w:pPr>
-        <w:spacing w:before="0" w:after="160" w:line="259"/>
-        <w:ind w:right="0" w:left="0" w:firstLine="0"/>
-        <w:jc w:val="left"/>
-        <w:rPr>
-          <w:rFonts w:ascii="Nunito" w:hAnsi="Nunito" w:cs="Nunito" w:eastAsia="Nunito"/>
-          <w:color w:val="auto"/>
-          <w:spacing w:val="0"/>
-          <w:position w:val="0"/>
-          <w:sz w:val="28"/>
-          <w:shd w:fill="auto" w:val="clear"/>
-        </w:rPr>
-      </w:pPr>
-      <w:r>
-        <w:rPr>
-          <w:rFonts w:ascii="Nunito" w:hAnsi="Nunito" w:cs="Nunito" w:eastAsia="Nunito"/>
-          <w:color w:val="auto"/>
-          <w:spacing w:val="0"/>
-          <w:position w:val="0"/>
-          <w:sz w:val="28"/>
-          <w:shd w:fill="auto" w:val="clear"/>
-        </w:rPr>
-        <w:t xml:space="preserve">            System.out.println();</w:t>
-      </w:r>
-    </w:p>
-    <w:p>
-      <w:pPr>
-        <w:spacing w:before="0" w:after="160" w:line="259"/>
-        <w:ind w:right="0" w:left="0" w:firstLine="0"/>
-        <w:jc w:val="left"/>
-        <w:rPr>
-          <w:rFonts w:ascii="Nunito" w:hAnsi="Nunito" w:cs="Nunito" w:eastAsia="Nunito"/>
-          <w:color w:val="auto"/>
-          <w:spacing w:val="0"/>
-          <w:position w:val="0"/>
-          <w:sz w:val="28"/>
-          <w:shd w:fill="auto" w:val="clear"/>
-        </w:rPr>
-      </w:pPr>
-      <w:r>
-        <w:rPr>
-          <w:rFonts w:ascii="Nunito" w:hAnsi="Nunito" w:cs="Nunito" w:eastAsia="Nunito"/>
-          <w:color w:val="auto"/>
-          <w:spacing w:val="0"/>
-          <w:position w:val="0"/>
-          <w:sz w:val="28"/>
-          <w:shd w:fill="auto" w:val="clear"/>
-        </w:rPr>
-        <w:t xml:space="preserve">        }</w:t>
-      </w:r>
-    </w:p>
-    <w:p>
-      <w:pPr>
-        <w:spacing w:before="0" w:after="160" w:line="259"/>
-        <w:ind w:right="0" w:left="0" w:firstLine="0"/>
-        <w:jc w:val="left"/>
-        <w:rPr>
-          <w:rFonts w:ascii="Nunito" w:hAnsi="Nunito" w:cs="Nunito" w:eastAsia="Nunito"/>
-          <w:color w:val="auto"/>
-          <w:spacing w:val="0"/>
-          <w:position w:val="0"/>
-          <w:sz w:val="28"/>
-          <w:shd w:fill="auto" w:val="clear"/>
-        </w:rPr>
-      </w:pPr>
-      <w:r>
-        <w:rPr>
-          <w:rFonts w:ascii="Nunito" w:hAnsi="Nunito" w:cs="Nunito" w:eastAsia="Nunito"/>
-          <w:color w:val="auto"/>
-          <w:spacing w:val="0"/>
-          <w:position w:val="0"/>
-          <w:sz w:val="28"/>
-          <w:shd w:fill="auto" w:val="clear"/>
-        </w:rPr>
-        <w:t xml:space="preserve">    }</w:t>
-      </w:r>
-    </w:p>
-    <w:p>
-      <w:pPr>
-        <w:spacing w:before="0" w:after="160" w:line="259"/>
-        <w:ind w:right="0" w:left="0" w:firstLine="0"/>
-        <w:jc w:val="left"/>
-        <w:rPr>
-          <w:rFonts w:ascii="Nunito" w:hAnsi="Nunito" w:cs="Nunito" w:eastAsia="Nunito"/>
-          <w:color w:val="auto"/>
-          <w:spacing w:val="0"/>
-          <w:position w:val="0"/>
-          <w:sz w:val="28"/>
-          <w:shd w:fill="auto" w:val="clear"/>
-        </w:rPr>
-      </w:pPr>
-      <w:r>
-        <w:rPr>
-          <w:rFonts w:ascii="Nunito" w:hAnsi="Nunito" w:cs="Nunito" w:eastAsia="Nunito"/>
-          <w:color w:val="auto"/>
-          <w:spacing w:val="0"/>
-          <w:position w:val="0"/>
-          <w:sz w:val="28"/>
-          <w:shd w:fill="auto" w:val="clear"/>
-        </w:rPr>
-        <w:t xml:space="preserve">}</w:t>
-      </w:r>
-    </w:p>
-    <w:p>
-      <w:pPr>
-        <w:spacing w:before="0" w:after="160" w:line="259"/>
-        <w:ind w:right="0" w:left="0" w:firstLine="0"/>
-        <w:jc w:val="left"/>
-        <w:rPr>
-          <w:rFonts w:ascii="Nunito" w:hAnsi="Nunito" w:cs="Nunito" w:eastAsia="Nunito"/>
-          <w:color w:val="auto"/>
-          <w:spacing w:val="0"/>
-          <w:position w:val="0"/>
-          <w:sz w:val="28"/>
-          <w:shd w:fill="auto" w:val="clear"/>
-        </w:rPr>
-      </w:pPr>
-      <w:r>
-        <w:object w:dxaOrig="9494" w:dyaOrig="2123">
-          <v:rect xmlns:o="urn:schemas-microsoft-com:office:office" xmlns:v="urn:schemas-microsoft-com:vml" id="rectole0000000002" style="width:474.700000pt;height:106.150000pt" o:preferrelative="t" o:ole="">
+        <w:object w:dxaOrig="9617" w:dyaOrig="2146">
+          <v:rect xmlns:o="urn:schemas-microsoft-com:office:office" xmlns:v="urn:schemas-microsoft-com:vml" id="rectole0000000002" style="width:480.850000pt;height:107.300000pt" o:preferrelative="t" o:ole="">
             <o:lock v:ext="edit"/>
             <v:imagedata xmlns:r="http://schemas.openxmlformats.org/officeDocument/2006/relationships" r:id="docRId5" o:title=""/>
           </v:rect>
@@ -6783,7 +6805,106 @@
           <w:sz w:val="28"/>
           <w:shd w:fill="auto" w:val="clear"/>
         </w:rPr>
-        <w:t xml:space="preserve">—with the most advanced schemes—impossible) for unauthorized users to read. In this exercise you’ll investigate a simple scheme for encrypting and decrypting data. A company that wants to send data over the Internet has asked you to write a program that will encrypt it so that it may be transmitted more securely. All the data is transmitted as four-digit integers. Your application should read a four-digit integer entered by the user and encrypt it as follows: Replace each digit with the result of adding 7 to the digit and getting the remainder after dividing the new value by 10. Then swap the first digit with the third, and swap the second digit with the fourth. Then print the encrypted integer. Write a separate application that inputs an encrypted four-digit integer and decrypts it (by reversing the encryption scheme) to form the original number. [Optional reading project: Research “public key cryptography” in general and the PGP (Pretty Good Privacy) specific public key scheme. You may also want to investigate the RSA scheme, which is widely used in industrial-strength applications.]</w:t>
+        <w:t xml:space="preserve">—</w:t>
+      </w:r>
+      <w:r>
+        <w:rPr>
+          <w:rFonts w:ascii="Calibri" w:hAnsi="Calibri" w:cs="Calibri" w:eastAsia="Calibri"/>
+          <w:color w:val="auto"/>
+          <w:spacing w:val="0"/>
+          <w:position w:val="0"/>
+          <w:sz w:val="28"/>
+          <w:shd w:fill="auto" w:val="clear"/>
+        </w:rPr>
+        <w:t xml:space="preserve">with the most advanced schemes</w:t>
+      </w:r>
+      <w:r>
+        <w:rPr>
+          <w:rFonts w:ascii="Calibri" w:hAnsi="Calibri" w:cs="Calibri" w:eastAsia="Calibri"/>
+          <w:color w:val="auto"/>
+          <w:spacing w:val="0"/>
+          <w:position w:val="0"/>
+          <w:sz w:val="28"/>
+          <w:shd w:fill="auto" w:val="clear"/>
+        </w:rPr>
+        <w:t xml:space="preserve">—</w:t>
+      </w:r>
+      <w:r>
+        <w:rPr>
+          <w:rFonts w:ascii="Calibri" w:hAnsi="Calibri" w:cs="Calibri" w:eastAsia="Calibri"/>
+          <w:color w:val="auto"/>
+          <w:spacing w:val="0"/>
+          <w:position w:val="0"/>
+          <w:sz w:val="28"/>
+          <w:shd w:fill="auto" w:val="clear"/>
+        </w:rPr>
+        <w:t xml:space="preserve">impossible) for unauthorized users to read. In this exercise you</w:t>
+      </w:r>
+      <w:r>
+        <w:rPr>
+          <w:rFonts w:ascii="Calibri" w:hAnsi="Calibri" w:cs="Calibri" w:eastAsia="Calibri"/>
+          <w:color w:val="auto"/>
+          <w:spacing w:val="0"/>
+          <w:position w:val="0"/>
+          <w:sz w:val="28"/>
+          <w:shd w:fill="auto" w:val="clear"/>
+        </w:rPr>
+        <w:t xml:space="preserve">’</w:t>
+      </w:r>
+      <w:r>
+        <w:rPr>
+          <w:rFonts w:ascii="Calibri" w:hAnsi="Calibri" w:cs="Calibri" w:eastAsia="Calibri"/>
+          <w:color w:val="auto"/>
+          <w:spacing w:val="0"/>
+          <w:position w:val="0"/>
+          <w:sz w:val="28"/>
+          <w:shd w:fill="auto" w:val="clear"/>
+        </w:rPr>
+        <w:t xml:space="preserve">ll investigate a simple scheme for encrypting and decrypting data. A company that wants to send data over the Internet has asked you to write a program that will encrypt it so that it may be transmitted more securely. All the data is transmitted as four-digit integers. Your application should read a four-digit integer entered by the user and encrypt it as follows: Replace each digit with the result of adding 7 to the digit and getting the remainder after dividing the new value by 10. Then swap the first digit with the third, and swap the second digit with the fourth. Then print the encrypted integer. Write a separate application that inputs an encrypted four-digit integer and decrypts it (by reversing the encryption scheme) to form the original number. [Optional reading project: Research </w:t>
+      </w:r>
+      <w:r>
+        <w:rPr>
+          <w:rFonts w:ascii="Calibri" w:hAnsi="Calibri" w:cs="Calibri" w:eastAsia="Calibri"/>
+          <w:color w:val="auto"/>
+          <w:spacing w:val="0"/>
+          <w:position w:val="0"/>
+          <w:sz w:val="28"/>
+          <w:shd w:fill="auto" w:val="clear"/>
+        </w:rPr>
+        <w:t xml:space="preserve">“</w:t>
+      </w:r>
+      <w:r>
+        <w:rPr>
+          <w:rFonts w:ascii="Calibri" w:hAnsi="Calibri" w:cs="Calibri" w:eastAsia="Calibri"/>
+          <w:color w:val="auto"/>
+          <w:spacing w:val="0"/>
+          <w:position w:val="0"/>
+          <w:sz w:val="28"/>
+          <w:shd w:fill="auto" w:val="clear"/>
+        </w:rPr>
+        <w:t xml:space="preserve">public key cryptography</w:t>
+      </w:r>
+      <w:r>
+        <w:rPr>
+          <w:rFonts w:ascii="Calibri" w:hAnsi="Calibri" w:cs="Calibri" w:eastAsia="Calibri"/>
+          <w:color w:val="auto"/>
+          <w:spacing w:val="0"/>
+          <w:position w:val="0"/>
+          <w:sz w:val="28"/>
+          <w:shd w:fill="auto" w:val="clear"/>
+        </w:rPr>
+        <w:t xml:space="preserve">”</w:t>
+      </w:r>
+      <w:r>
+        <w:rPr>
+          <w:rFonts w:ascii="Calibri" w:hAnsi="Calibri" w:cs="Calibri" w:eastAsia="Calibri"/>
+          <w:color w:val="auto"/>
+          <w:spacing w:val="0"/>
+          <w:position w:val="0"/>
+          <w:sz w:val="28"/>
+          <w:shd w:fill="auto" w:val="clear"/>
+        </w:rPr>
+        <w:t xml:space="preserve"> in general and the PGP (Pretty Good Privacy) specific public key scheme. You may also want to investigate the RSA scheme, which is widely used in industrial-strength applications.]</w:t>
       </w:r>
     </w:p>
     <w:p>
